--- a/docs/deliverables/out/Drop-0_Setup_and_Data_Migration/BRD-11_User_Access_Maintenance/00_BIBS_StartHere_BRD-11_User_Access_Maintenance_v2.0.docx
+++ b/docs/deliverables/out/Drop-0_Setup_and_Data_Migration/BRD-11_User_Access_Maintenance/00_BIBS_StartHere_BRD-11_User_Access_Maintenance_v2.0.docx
@@ -1753,7 +1753,7 @@
       </w:pPr>
       <w:hyperlink w:anchor="_Toc000105" w:history="1">
         <w:r>
-          <w:t xml:space="preserve">5 Configuration inputs</w:t>
+          <w:t xml:space="preserve">5 Who signs what</w:t>
         </w:r>
         <w:r>
           <w:t xml:space="preserve">	</w:t>
@@ -1769,13 +1769,29 @@
       </w:pPr>
       <w:hyperlink w:anchor="_Toc000106" w:history="1">
         <w:r>
-          <w:t xml:space="preserve">6 Change control after sign-off</w:t>
+          <w:t xml:space="preserve">6 Configuration inputs</w:t>
         </w:r>
         <w:r>
           <w:t xml:space="preserve">	</w:t>
         </w:r>
         <w:r>
-          <w:t xml:space="preserve">6</w:t>
+          <w:t xml:space="preserve">8</w:t>
+        </w:r>
+      </w:hyperlink>
+    </w:p>
+    <w:p>
+      <w:pPr>
+        <w:pStyle w:val="toc1"/>
+      </w:pPr>
+      <w:hyperlink w:anchor="_Toc000107" w:history="1">
+        <w:r>
+          <w:t xml:space="preserve">7 Change control after sign-off</w:t>
+        </w:r>
+        <w:r>
+          <w:t xml:space="preserve">	</w:t>
+        </w:r>
+        <w:r>
+          <w:t xml:space="preserve">8</w:t>
         </w:r>
       </w:hyperlink>
       <w:r>
@@ -4508,9 +4524,2834 @@
       <w:bookmarkStart w:id="105" w:name="_Toc000105"/>
       <w:r>
         <w:rPr/>
-        <w:t>5 Configuration inputs</w:t>
+        <w:t>5 Who signs what</w:t>
       </w:r>
       <w:bookmarkEnd w:id="105"/>
+    </w:p>
+    <w:p>
+      <w:r>
+        <w:rPr/>
+        <w:t>The set holds business content only: the screens and fields, the columns of the lists, reports and templates that the user sees or fills in, the validations, business rules, messages, notifications, documents, walkthroughs and reports. The business users sign that content. Technical content (the interfaces between systems, data storage, security set-up) is not part of the set: it is in the Technical Specification, a separate document reviewed by BDOI IT. The roles are those of the approval sheet of the BRD: iorta TechNXT prepares the set, the business units provide the input and review their parts, BDOI IT reviews the interfaces, the user access and the Technical Specification, the Program Manager of Business Project Services reviews the traceability and the completeness, and the Product Owner approves the whole set.</w:t>
+      </w:r>
+    </w:p>
+    <w:p>
+      <w:pPr>
+        <w:pStyle w:val="Caption"/>
+        <w:keepNext/>
+        <w:spacing w:after="60"/>
+      </w:pPr>
+      <w:r>
+        <w:rPr>
+          <w:b/>
+          <w:i w:val="0"/>
+        </w:rPr>
+        <w:t xml:space="preserve">Table 5: </w:t>
+      </w:r>
+      <w:r>
+        <w:rPr/>
+        <w:t>Who signs what: responsibility per part of the set</w:t>
+      </w:r>
+    </w:p>
+    <w:tbl>
+      <w:tblPr>
+        <w:tblW w:type="dxa" w:w="9973"/>
+        <w:jc w:val="center"/>
+        <w:tblLook w:firstColumn="1" w:firstRow="1" w:lastColumn="0" w:lastRow="0" w:noHBand="0" w:noVBand="1" w:val="04A0"/>
+        <w:tblBorders>
+          <w:top w:val="single" w:sz="4" w:space="0" w:color="C2C2C1"/>
+          <w:left w:val="single" w:sz="4" w:space="0" w:color="C2C2C1"/>
+          <w:bottom w:val="single" w:sz="4" w:space="0" w:color="C2C2C1"/>
+          <w:right w:val="single" w:sz="4" w:space="0" w:color="C2C2C1"/>
+          <w:insideH w:val="single" w:sz="4" w:space="0" w:color="C2C2C1"/>
+          <w:insideV w:val="single" w:sz="4" w:space="0" w:color="C2C2C1"/>
+        </w:tblBorders>
+        <w:tblLayout w:type="fixed"/>
+      </w:tblPr>
+      <w:tblGrid>
+        <w:gridCol w:w="2946"/>
+        <w:gridCol w:w="1359"/>
+        <w:gridCol w:w="1813"/>
+        <w:gridCol w:w="1699"/>
+        <w:gridCol w:w="2153"/>
+      </w:tblGrid>
+      <w:tr>
+        <w:trPr>
+          <w:tblHeader w:val="true"/>
+          <w:cantSplit w:val="true"/>
+        </w:trPr>
+        <w:tc>
+          <w:tcPr>
+            <w:tcW w:type="dxa" w:w="2946"/>
+            <w:shd w:val="clear" w:color="auto" w:fill="004EA8"/>
+            <w:tcMar>
+              <w:top w:w="50" w:type="dxa"/>
+              <w:bottom w:w="50" w:type="dxa"/>
+              <w:left w:w="90" w:type="dxa"/>
+              <w:right w:w="90" w:type="dxa"/>
+            </w:tcMar>
+            <w:vAlign w:val="center"/>
+          </w:tcPr>
+          <w:p>
+            <w:pPr>
+              <w:pStyle w:val="BDOITableHeader"/>
+            </w:pPr>
+            <w:r>
+              <w:rPr>
+                <w:b/>
+                <w:color w:val="FFFFFF"/>
+                <w:sz w:val="15"/>
+              </w:rPr>
+              <w:t>Part of the set</w:t>
+            </w:r>
+          </w:p>
+        </w:tc>
+        <w:tc>
+          <w:tcPr>
+            <w:tcW w:type="dxa" w:w="1360"/>
+            <w:shd w:val="clear" w:color="auto" w:fill="004EA8"/>
+            <w:tcMar>
+              <w:top w:w="50" w:type="dxa"/>
+              <w:bottom w:w="50" w:type="dxa"/>
+              <w:left w:w="90" w:type="dxa"/>
+              <w:right w:w="90" w:type="dxa"/>
+            </w:tcMar>
+            <w:vAlign w:val="center"/>
+          </w:tcPr>
+          <w:p>
+            <w:pPr>
+              <w:pStyle w:val="BDOITableHeader"/>
+            </w:pPr>
+            <w:r>
+              <w:rPr>
+                <w:b/>
+                <w:color w:val="FFFFFF"/>
+                <w:sz w:val="15"/>
+              </w:rPr>
+              <w:t>Prepares</w:t>
+            </w:r>
+          </w:p>
+        </w:tc>
+        <w:tc>
+          <w:tcPr>
+            <w:tcW w:type="dxa" w:w="1813"/>
+            <w:shd w:val="clear" w:color="auto" w:fill="004EA8"/>
+            <w:tcMar>
+              <w:top w:w="50" w:type="dxa"/>
+              <w:bottom w:w="50" w:type="dxa"/>
+              <w:left w:w="90" w:type="dxa"/>
+              <w:right w:w="90" w:type="dxa"/>
+            </w:tcMar>
+            <w:vAlign w:val="center"/>
+          </w:tcPr>
+          <w:p>
+            <w:pPr>
+              <w:pStyle w:val="BDOITableHeader"/>
+            </w:pPr>
+            <w:r>
+              <w:rPr>
+                <w:b/>
+                <w:color w:val="FFFFFF"/>
+                <w:sz w:val="15"/>
+              </w:rPr>
+              <w:t>Provides input</w:t>
+            </w:r>
+          </w:p>
+        </w:tc>
+        <w:tc>
+          <w:tcPr>
+            <w:tcW w:type="dxa" w:w="1700"/>
+            <w:shd w:val="clear" w:color="auto" w:fill="004EA8"/>
+            <w:tcMar>
+              <w:top w:w="50" w:type="dxa"/>
+              <w:bottom w:w="50" w:type="dxa"/>
+              <w:left w:w="90" w:type="dxa"/>
+              <w:right w:w="90" w:type="dxa"/>
+            </w:tcMar>
+            <w:vAlign w:val="center"/>
+          </w:tcPr>
+          <w:p>
+            <w:pPr>
+              <w:pStyle w:val="BDOITableHeader"/>
+            </w:pPr>
+            <w:r>
+              <w:rPr>
+                <w:b/>
+                <w:color w:val="FFFFFF"/>
+                <w:sz w:val="15"/>
+              </w:rPr>
+              <w:t>Reviews</w:t>
+            </w:r>
+          </w:p>
+        </w:tc>
+        <w:tc>
+          <w:tcPr>
+            <w:tcW w:type="dxa" w:w="2153"/>
+            <w:shd w:val="clear" w:color="auto" w:fill="004EA8"/>
+            <w:tcMar>
+              <w:top w:w="50" w:type="dxa"/>
+              <w:bottom w:w="50" w:type="dxa"/>
+              <w:left w:w="90" w:type="dxa"/>
+              <w:right w:w="90" w:type="dxa"/>
+            </w:tcMar>
+            <w:vAlign w:val="center"/>
+          </w:tcPr>
+          <w:p>
+            <w:pPr>
+              <w:pStyle w:val="BDOITableHeader"/>
+            </w:pPr>
+            <w:r>
+              <w:rPr>
+                <w:b/>
+                <w:color w:val="FFFFFF"/>
+                <w:sz w:val="15"/>
+              </w:rPr>
+              <w:t>Approves</w:t>
+            </w:r>
+          </w:p>
+        </w:tc>
+      </w:tr>
+      <w:tr>
+        <w:tc>
+          <w:tcPr>
+            <w:tcW w:type="dxa" w:w="2946"/>
+            <w:tcMar>
+              <w:top w:w="50" w:type="dxa"/>
+              <w:bottom w:w="50" w:type="dxa"/>
+              <w:left w:w="90" w:type="dxa"/>
+              <w:right w:w="90" w:type="dxa"/>
+            </w:tcMar>
+          </w:tcPr>
+          <w:p>
+            <w:pPr>
+              <w:pStyle w:val="BDOITable"/>
+            </w:pPr>
+            <w:r>
+              <w:rPr>
+                <w:b/>
+                <w:sz w:val="15"/>
+              </w:rPr>
+              <w:t>Screens and fields (FRS screen specifications; workbook Screen catalogue, Field register)</w:t>
+            </w:r>
+          </w:p>
+        </w:tc>
+        <w:tc>
+          <w:tcPr>
+            <w:tcW w:type="dxa" w:w="1360"/>
+            <w:tcMar>
+              <w:top w:w="50" w:type="dxa"/>
+              <w:bottom w:w="50" w:type="dxa"/>
+              <w:left w:w="90" w:type="dxa"/>
+              <w:right w:w="90" w:type="dxa"/>
+            </w:tcMar>
+          </w:tcPr>
+          <w:p>
+            <w:pPr>
+              <w:pStyle w:val="BDOITable"/>
+            </w:pPr>
+            <w:r>
+              <w:rPr>
+                <w:sz w:val="15"/>
+              </w:rPr>
+              <w:t>iorta TechNXT</w:t>
+            </w:r>
+          </w:p>
+        </w:tc>
+        <w:tc>
+          <w:tcPr>
+            <w:tcW w:type="dxa" w:w="1813"/>
+            <w:tcMar>
+              <w:top w:w="50" w:type="dxa"/>
+              <w:bottom w:w="50" w:type="dxa"/>
+              <w:left w:w="90" w:type="dxa"/>
+              <w:right w:w="90" w:type="dxa"/>
+            </w:tcMar>
+          </w:tcPr>
+          <w:p>
+            <w:pPr>
+              <w:pStyle w:val="BDOITable"/>
+            </w:pPr>
+            <w:r>
+              <w:rPr>
+                <w:sz w:val="15"/>
+              </w:rPr>
+              <w:t>BU representative (MBS), Business Administration</w:t>
+            </w:r>
+          </w:p>
+        </w:tc>
+        <w:tc>
+          <w:tcPr>
+            <w:tcW w:type="dxa" w:w="1700"/>
+            <w:tcMar>
+              <w:top w:w="50" w:type="dxa"/>
+              <w:bottom w:w="50" w:type="dxa"/>
+              <w:left w:w="90" w:type="dxa"/>
+              <w:right w:w="90" w:type="dxa"/>
+            </w:tcMar>
+          </w:tcPr>
+          <w:p>
+            <w:pPr>
+              <w:pStyle w:val="BDOITable"/>
+            </w:pPr>
+            <w:r>
+              <w:rPr>
+                <w:sz w:val="15"/>
+              </w:rPr>
+              <w:t>Program Manager (BPS)</w:t>
+            </w:r>
+          </w:p>
+        </w:tc>
+        <w:tc>
+          <w:tcPr>
+            <w:tcW w:type="dxa" w:w="2153"/>
+            <w:tcMar>
+              <w:top w:w="50" w:type="dxa"/>
+              <w:bottom w:w="50" w:type="dxa"/>
+              <w:left w:w="90" w:type="dxa"/>
+              <w:right w:w="90" w:type="dxa"/>
+            </w:tcMar>
+          </w:tcPr>
+          <w:p>
+            <w:pPr>
+              <w:pStyle w:val="BDOITable"/>
+            </w:pPr>
+            <w:r>
+              <w:rPr>
+                <w:sz w:val="15"/>
+              </w:rPr>
+              <w:t>Product Owner</w:t>
+            </w:r>
+          </w:p>
+        </w:tc>
+      </w:tr>
+      <w:tr>
+        <w:tc>
+          <w:tcPr>
+            <w:tcW w:type="dxa" w:w="2946"/>
+            <w:tcMar>
+              <w:top w:w="50" w:type="dxa"/>
+              <w:bottom w:w="50" w:type="dxa"/>
+              <w:left w:w="90" w:type="dxa"/>
+              <w:right w:w="90" w:type="dxa"/>
+            </w:tcMar>
+            <w:shd w:val="clear" w:color="auto" w:fill="E5F5FF"/>
+          </w:tcPr>
+          <w:p>
+            <w:pPr>
+              <w:pStyle w:val="BDOITable"/>
+            </w:pPr>
+            <w:r>
+              <w:rPr>
+                <w:b/>
+                <w:sz w:val="15"/>
+              </w:rPr>
+              <w:t>Business rules and validations (four eyes, password and session rules)</w:t>
+            </w:r>
+          </w:p>
+        </w:tc>
+        <w:tc>
+          <w:tcPr>
+            <w:tcW w:type="dxa" w:w="1360"/>
+            <w:tcMar>
+              <w:top w:w="50" w:type="dxa"/>
+              <w:bottom w:w="50" w:type="dxa"/>
+              <w:left w:w="90" w:type="dxa"/>
+              <w:right w:w="90" w:type="dxa"/>
+            </w:tcMar>
+            <w:shd w:val="clear" w:color="auto" w:fill="E5F5FF"/>
+          </w:tcPr>
+          <w:p>
+            <w:pPr>
+              <w:pStyle w:val="BDOITable"/>
+            </w:pPr>
+            <w:r>
+              <w:rPr>
+                <w:sz w:val="15"/>
+              </w:rPr>
+              <w:t>iorta TechNXT</w:t>
+            </w:r>
+          </w:p>
+        </w:tc>
+        <w:tc>
+          <w:tcPr>
+            <w:tcW w:type="dxa" w:w="1813"/>
+            <w:tcMar>
+              <w:top w:w="50" w:type="dxa"/>
+              <w:bottom w:w="50" w:type="dxa"/>
+              <w:left w:w="90" w:type="dxa"/>
+              <w:right w:w="90" w:type="dxa"/>
+            </w:tcMar>
+            <w:shd w:val="clear" w:color="auto" w:fill="E5F5FF"/>
+          </w:tcPr>
+          <w:p>
+            <w:pPr>
+              <w:pStyle w:val="BDOITable"/>
+            </w:pPr>
+            <w:r>
+              <w:rPr>
+                <w:sz w:val="15"/>
+              </w:rPr>
+              <w:t>BU representative (MBS), Business Administration, BA (BPS)</w:t>
+            </w:r>
+          </w:p>
+        </w:tc>
+        <w:tc>
+          <w:tcPr>
+            <w:tcW w:type="dxa" w:w="1700"/>
+            <w:tcMar>
+              <w:top w:w="50" w:type="dxa"/>
+              <w:bottom w:w="50" w:type="dxa"/>
+              <w:left w:w="90" w:type="dxa"/>
+              <w:right w:w="90" w:type="dxa"/>
+            </w:tcMar>
+            <w:shd w:val="clear" w:color="auto" w:fill="E5F5FF"/>
+          </w:tcPr>
+          <w:p>
+            <w:pPr>
+              <w:pStyle w:val="BDOITable"/>
+            </w:pPr>
+            <w:r>
+              <w:rPr>
+                <w:sz w:val="15"/>
+              </w:rPr>
+              <w:t>Program Manager (BPS), Information Security</w:t>
+            </w:r>
+          </w:p>
+        </w:tc>
+        <w:tc>
+          <w:tcPr>
+            <w:tcW w:type="dxa" w:w="2153"/>
+            <w:tcMar>
+              <w:top w:w="50" w:type="dxa"/>
+              <w:bottom w:w="50" w:type="dxa"/>
+              <w:left w:w="90" w:type="dxa"/>
+              <w:right w:w="90" w:type="dxa"/>
+            </w:tcMar>
+            <w:shd w:val="clear" w:color="auto" w:fill="E5F5FF"/>
+          </w:tcPr>
+          <w:p>
+            <w:pPr>
+              <w:pStyle w:val="BDOITable"/>
+            </w:pPr>
+            <w:r>
+              <w:rPr>
+                <w:sz w:val="15"/>
+              </w:rPr>
+              <w:t>Product Owner</w:t>
+            </w:r>
+          </w:p>
+        </w:tc>
+      </w:tr>
+      <w:tr>
+        <w:tc>
+          <w:tcPr>
+            <w:tcW w:type="dxa" w:w="2946"/>
+            <w:tcMar>
+              <w:top w:w="50" w:type="dxa"/>
+              <w:bottom w:w="50" w:type="dxa"/>
+              <w:left w:w="90" w:type="dxa"/>
+              <w:right w:w="90" w:type="dxa"/>
+            </w:tcMar>
+          </w:tcPr>
+          <w:p>
+            <w:pPr>
+              <w:pStyle w:val="BDOITable"/>
+            </w:pPr>
+            <w:r>
+              <w:rPr>
+                <w:b/>
+                <w:sz w:val="15"/>
+              </w:rPr>
+              <w:t>Messages and notifications</w:t>
+            </w:r>
+          </w:p>
+        </w:tc>
+        <w:tc>
+          <w:tcPr>
+            <w:tcW w:type="dxa" w:w="1360"/>
+            <w:tcMar>
+              <w:top w:w="50" w:type="dxa"/>
+              <w:bottom w:w="50" w:type="dxa"/>
+              <w:left w:w="90" w:type="dxa"/>
+              <w:right w:w="90" w:type="dxa"/>
+            </w:tcMar>
+          </w:tcPr>
+          <w:p>
+            <w:pPr>
+              <w:pStyle w:val="BDOITable"/>
+            </w:pPr>
+            <w:r>
+              <w:rPr>
+                <w:sz w:val="15"/>
+              </w:rPr>
+              <w:t>iorta TechNXT</w:t>
+            </w:r>
+          </w:p>
+        </w:tc>
+        <w:tc>
+          <w:tcPr>
+            <w:tcW w:type="dxa" w:w="1813"/>
+            <w:tcMar>
+              <w:top w:w="50" w:type="dxa"/>
+              <w:bottom w:w="50" w:type="dxa"/>
+              <w:left w:w="90" w:type="dxa"/>
+              <w:right w:w="90" w:type="dxa"/>
+            </w:tcMar>
+          </w:tcPr>
+          <w:p>
+            <w:pPr>
+              <w:pStyle w:val="BDOITable"/>
+            </w:pPr>
+            <w:r>
+              <w:rPr>
+                <w:sz w:val="15"/>
+              </w:rPr>
+              <w:t>Business Administration</w:t>
+            </w:r>
+          </w:p>
+        </w:tc>
+        <w:tc>
+          <w:tcPr>
+            <w:tcW w:type="dxa" w:w="1700"/>
+            <w:tcMar>
+              <w:top w:w="50" w:type="dxa"/>
+              <w:bottom w:w="50" w:type="dxa"/>
+              <w:left w:w="90" w:type="dxa"/>
+              <w:right w:w="90" w:type="dxa"/>
+            </w:tcMar>
+          </w:tcPr>
+          <w:p>
+            <w:pPr>
+              <w:pStyle w:val="BDOITable"/>
+            </w:pPr>
+            <w:r>
+              <w:rPr>
+                <w:sz w:val="15"/>
+              </w:rPr>
+              <w:t>Program Manager (BPS)</w:t>
+            </w:r>
+          </w:p>
+        </w:tc>
+        <w:tc>
+          <w:tcPr>
+            <w:tcW w:type="dxa" w:w="2153"/>
+            <w:tcMar>
+              <w:top w:w="50" w:type="dxa"/>
+              <w:bottom w:w="50" w:type="dxa"/>
+              <w:left w:w="90" w:type="dxa"/>
+              <w:right w:w="90" w:type="dxa"/>
+            </w:tcMar>
+          </w:tcPr>
+          <w:p>
+            <w:pPr>
+              <w:pStyle w:val="BDOITable"/>
+            </w:pPr>
+            <w:r>
+              <w:rPr>
+                <w:sz w:val="15"/>
+              </w:rPr>
+              <w:t>Product Owner</w:t>
+            </w:r>
+          </w:p>
+        </w:tc>
+      </w:tr>
+      <w:tr>
+        <w:tc>
+          <w:tcPr>
+            <w:tcW w:type="dxa" w:w="2946"/>
+            <w:tcMar>
+              <w:top w:w="50" w:type="dxa"/>
+              <w:bottom w:w="50" w:type="dxa"/>
+              <w:left w:w="90" w:type="dxa"/>
+              <w:right w:w="90" w:type="dxa"/>
+            </w:tcMar>
+            <w:shd w:val="clear" w:color="auto" w:fill="E5F5FF"/>
+          </w:tcPr>
+          <w:p>
+            <w:pPr>
+              <w:pStyle w:val="BDOITable"/>
+            </w:pPr>
+            <w:r>
+              <w:rPr>
+                <w:b/>
+                <w:sz w:val="15"/>
+              </w:rPr>
+              <w:t>Documents and reports (access reports, audit log)</w:t>
+            </w:r>
+          </w:p>
+        </w:tc>
+        <w:tc>
+          <w:tcPr>
+            <w:tcW w:type="dxa" w:w="1360"/>
+            <w:tcMar>
+              <w:top w:w="50" w:type="dxa"/>
+              <w:bottom w:w="50" w:type="dxa"/>
+              <w:left w:w="90" w:type="dxa"/>
+              <w:right w:w="90" w:type="dxa"/>
+            </w:tcMar>
+            <w:shd w:val="clear" w:color="auto" w:fill="E5F5FF"/>
+          </w:tcPr>
+          <w:p>
+            <w:pPr>
+              <w:pStyle w:val="BDOITable"/>
+            </w:pPr>
+            <w:r>
+              <w:rPr>
+                <w:sz w:val="15"/>
+              </w:rPr>
+              <w:t>iorta TechNXT</w:t>
+            </w:r>
+          </w:p>
+        </w:tc>
+        <w:tc>
+          <w:tcPr>
+            <w:tcW w:type="dxa" w:w="1813"/>
+            <w:tcMar>
+              <w:top w:w="50" w:type="dxa"/>
+              <w:bottom w:w="50" w:type="dxa"/>
+              <w:left w:w="90" w:type="dxa"/>
+              <w:right w:w="90" w:type="dxa"/>
+            </w:tcMar>
+            <w:shd w:val="clear" w:color="auto" w:fill="E5F5FF"/>
+          </w:tcPr>
+          <w:p>
+            <w:pPr>
+              <w:pStyle w:val="BDOITable"/>
+            </w:pPr>
+            <w:r>
+              <w:rPr>
+                <w:sz w:val="15"/>
+              </w:rPr>
+              <w:t>BU representative (MBS), Business Administration</w:t>
+            </w:r>
+          </w:p>
+        </w:tc>
+        <w:tc>
+          <w:tcPr>
+            <w:tcW w:type="dxa" w:w="1700"/>
+            <w:tcMar>
+              <w:top w:w="50" w:type="dxa"/>
+              <w:bottom w:w="50" w:type="dxa"/>
+              <w:left w:w="90" w:type="dxa"/>
+              <w:right w:w="90" w:type="dxa"/>
+            </w:tcMar>
+            <w:shd w:val="clear" w:color="auto" w:fill="E5F5FF"/>
+          </w:tcPr>
+          <w:p>
+            <w:pPr>
+              <w:pStyle w:val="BDOITable"/>
+            </w:pPr>
+            <w:r>
+              <w:rPr>
+                <w:sz w:val="15"/>
+              </w:rPr>
+              <w:t>Program Manager (BPS), Information Security</w:t>
+            </w:r>
+          </w:p>
+        </w:tc>
+        <w:tc>
+          <w:tcPr>
+            <w:tcW w:type="dxa" w:w="2153"/>
+            <w:tcMar>
+              <w:top w:w="50" w:type="dxa"/>
+              <w:bottom w:w="50" w:type="dxa"/>
+              <w:left w:w="90" w:type="dxa"/>
+              <w:right w:w="90" w:type="dxa"/>
+            </w:tcMar>
+            <w:shd w:val="clear" w:color="auto" w:fill="E5F5FF"/>
+          </w:tcPr>
+          <w:p>
+            <w:pPr>
+              <w:pStyle w:val="BDOITable"/>
+            </w:pPr>
+            <w:r>
+              <w:rPr>
+                <w:sz w:val="15"/>
+              </w:rPr>
+              <w:t>Product Owner</w:t>
+            </w:r>
+          </w:p>
+        </w:tc>
+      </w:tr>
+      <w:tr>
+        <w:tc>
+          <w:tcPr>
+            <w:tcW w:type="dxa" w:w="2946"/>
+            <w:tcMar>
+              <w:top w:w="50" w:type="dxa"/>
+              <w:bottom w:w="50" w:type="dxa"/>
+              <w:left w:w="90" w:type="dxa"/>
+              <w:right w:w="90" w:type="dxa"/>
+            </w:tcMar>
+          </w:tcPr>
+          <w:p>
+            <w:pPr>
+              <w:pStyle w:val="BDOITable"/>
+            </w:pPr>
+            <w:r>
+              <w:rPr>
+                <w:b/>
+                <w:sz w:val="15"/>
+              </w:rPr>
+              <w:t>Walkthroughs (end-to-end, screen by screen)</w:t>
+            </w:r>
+          </w:p>
+        </w:tc>
+        <w:tc>
+          <w:tcPr>
+            <w:tcW w:type="dxa" w:w="1360"/>
+            <w:tcMar>
+              <w:top w:w="50" w:type="dxa"/>
+              <w:bottom w:w="50" w:type="dxa"/>
+              <w:left w:w="90" w:type="dxa"/>
+              <w:right w:w="90" w:type="dxa"/>
+            </w:tcMar>
+          </w:tcPr>
+          <w:p>
+            <w:pPr>
+              <w:pStyle w:val="BDOITable"/>
+            </w:pPr>
+            <w:r>
+              <w:rPr>
+                <w:sz w:val="15"/>
+              </w:rPr>
+              <w:t>iorta TechNXT</w:t>
+            </w:r>
+          </w:p>
+        </w:tc>
+        <w:tc>
+          <w:tcPr>
+            <w:tcW w:type="dxa" w:w="1813"/>
+            <w:tcMar>
+              <w:top w:w="50" w:type="dxa"/>
+              <w:bottom w:w="50" w:type="dxa"/>
+              <w:left w:w="90" w:type="dxa"/>
+              <w:right w:w="90" w:type="dxa"/>
+            </w:tcMar>
+          </w:tcPr>
+          <w:p>
+            <w:pPr>
+              <w:pStyle w:val="BDOITable"/>
+            </w:pPr>
+            <w:r>
+              <w:rPr>
+                <w:sz w:val="15"/>
+              </w:rPr>
+              <w:t>BU representative (MBS), Business Administration</w:t>
+            </w:r>
+          </w:p>
+        </w:tc>
+        <w:tc>
+          <w:tcPr>
+            <w:tcW w:type="dxa" w:w="1700"/>
+            <w:tcMar>
+              <w:top w:w="50" w:type="dxa"/>
+              <w:bottom w:w="50" w:type="dxa"/>
+              <w:left w:w="90" w:type="dxa"/>
+              <w:right w:w="90" w:type="dxa"/>
+            </w:tcMar>
+          </w:tcPr>
+          <w:p>
+            <w:pPr>
+              <w:pStyle w:val="BDOITable"/>
+            </w:pPr>
+            <w:r>
+              <w:rPr>
+                <w:sz w:val="15"/>
+              </w:rPr>
+              <w:t>Program Manager (BPS)</w:t>
+            </w:r>
+          </w:p>
+        </w:tc>
+        <w:tc>
+          <w:tcPr>
+            <w:tcW w:type="dxa" w:w="2153"/>
+            <w:tcMar>
+              <w:top w:w="50" w:type="dxa"/>
+              <w:bottom w:w="50" w:type="dxa"/>
+              <w:left w:w="90" w:type="dxa"/>
+              <w:right w:w="90" w:type="dxa"/>
+            </w:tcMar>
+          </w:tcPr>
+          <w:p>
+            <w:pPr>
+              <w:pStyle w:val="BDOITable"/>
+            </w:pPr>
+            <w:r>
+              <w:rPr>
+                <w:sz w:val="15"/>
+              </w:rPr>
+              <w:t>Product Owner</w:t>
+            </w:r>
+          </w:p>
+        </w:tc>
+      </w:tr>
+      <w:tr>
+        <w:tc>
+          <w:tcPr>
+            <w:tcW w:type="dxa" w:w="2946"/>
+            <w:tcMar>
+              <w:top w:w="50" w:type="dxa"/>
+              <w:bottom w:w="50" w:type="dxa"/>
+              <w:left w:w="90" w:type="dxa"/>
+              <w:right w:w="90" w:type="dxa"/>
+            </w:tcMar>
+            <w:shd w:val="clear" w:color="auto" w:fill="E5F5FF"/>
+          </w:tcPr>
+          <w:p>
+            <w:pPr>
+              <w:pStyle w:val="BDOITable"/>
+            </w:pPr>
+            <w:r>
+              <w:rPr>
+                <w:b/>
+                <w:sz w:val="15"/>
+              </w:rPr>
+              <w:t>Proposed business rules and clarifications for confirmation</w:t>
+            </w:r>
+          </w:p>
+        </w:tc>
+        <w:tc>
+          <w:tcPr>
+            <w:tcW w:type="dxa" w:w="1360"/>
+            <w:tcMar>
+              <w:top w:w="50" w:type="dxa"/>
+              <w:bottom w:w="50" w:type="dxa"/>
+              <w:left w:w="90" w:type="dxa"/>
+              <w:right w:w="90" w:type="dxa"/>
+            </w:tcMar>
+            <w:shd w:val="clear" w:color="auto" w:fill="E5F5FF"/>
+          </w:tcPr>
+          <w:p>
+            <w:pPr>
+              <w:pStyle w:val="BDOITable"/>
+            </w:pPr>
+            <w:r>
+              <w:rPr>
+                <w:sz w:val="15"/>
+              </w:rPr>
+              <w:t>iorta TechNXT</w:t>
+            </w:r>
+          </w:p>
+        </w:tc>
+        <w:tc>
+          <w:tcPr>
+            <w:tcW w:type="dxa" w:w="1813"/>
+            <w:tcMar>
+              <w:top w:w="50" w:type="dxa"/>
+              <w:bottom w:w="50" w:type="dxa"/>
+              <w:left w:w="90" w:type="dxa"/>
+              <w:right w:w="90" w:type="dxa"/>
+            </w:tcMar>
+            <w:shd w:val="clear" w:color="auto" w:fill="E5F5FF"/>
+          </w:tcPr>
+          <w:p>
+            <w:pPr>
+              <w:pStyle w:val="BDOITable"/>
+            </w:pPr>
+            <w:r>
+              <w:rPr>
+                <w:sz w:val="15"/>
+              </w:rPr>
+              <w:t>BA (BPS), BU representative (MBS)</w:t>
+            </w:r>
+          </w:p>
+        </w:tc>
+        <w:tc>
+          <w:tcPr>
+            <w:tcW w:type="dxa" w:w="1700"/>
+            <w:tcMar>
+              <w:top w:w="50" w:type="dxa"/>
+              <w:bottom w:w="50" w:type="dxa"/>
+              <w:left w:w="90" w:type="dxa"/>
+              <w:right w:w="90" w:type="dxa"/>
+            </w:tcMar>
+            <w:shd w:val="clear" w:color="auto" w:fill="E5F5FF"/>
+          </w:tcPr>
+          <w:p>
+            <w:pPr>
+              <w:pStyle w:val="BDOITable"/>
+            </w:pPr>
+            <w:r>
+              <w:rPr>
+                <w:sz w:val="15"/>
+              </w:rPr>
+              <w:t>Program Manager (BPS)</w:t>
+            </w:r>
+          </w:p>
+        </w:tc>
+        <w:tc>
+          <w:tcPr>
+            <w:tcW w:type="dxa" w:w="2153"/>
+            <w:tcMar>
+              <w:top w:w="50" w:type="dxa"/>
+              <w:bottom w:w="50" w:type="dxa"/>
+              <w:left w:w="90" w:type="dxa"/>
+              <w:right w:w="90" w:type="dxa"/>
+            </w:tcMar>
+            <w:shd w:val="clear" w:color="auto" w:fill="E5F5FF"/>
+          </w:tcPr>
+          <w:p>
+            <w:pPr>
+              <w:pStyle w:val="BDOITable"/>
+            </w:pPr>
+            <w:r>
+              <w:rPr>
+                <w:sz w:val="15"/>
+              </w:rPr>
+              <w:t>Product Owner</w:t>
+            </w:r>
+          </w:p>
+        </w:tc>
+      </w:tr>
+      <w:tr>
+        <w:tc>
+          <w:tcPr>
+            <w:tcW w:type="dxa" w:w="2946"/>
+            <w:tcMar>
+              <w:top w:w="50" w:type="dxa"/>
+              <w:bottom w:w="50" w:type="dxa"/>
+              <w:left w:w="90" w:type="dxa"/>
+              <w:right w:w="90" w:type="dxa"/>
+            </w:tcMar>
+          </w:tcPr>
+          <w:p>
+            <w:pPr>
+              <w:pStyle w:val="BDOITable"/>
+            </w:pPr>
+            <w:r>
+              <w:rPr>
+                <w:b/>
+                <w:sz w:val="15"/>
+              </w:rPr>
+              <w:t>Role matrix and menus by persona (who may do what)</w:t>
+            </w:r>
+          </w:p>
+        </w:tc>
+        <w:tc>
+          <w:tcPr>
+            <w:tcW w:type="dxa" w:w="1360"/>
+            <w:tcMar>
+              <w:top w:w="50" w:type="dxa"/>
+              <w:bottom w:w="50" w:type="dxa"/>
+              <w:left w:w="90" w:type="dxa"/>
+              <w:right w:w="90" w:type="dxa"/>
+            </w:tcMar>
+          </w:tcPr>
+          <w:p>
+            <w:pPr>
+              <w:pStyle w:val="BDOITable"/>
+            </w:pPr>
+            <w:r>
+              <w:rPr>
+                <w:sz w:val="15"/>
+              </w:rPr>
+              <w:t>iorta TechNXT</w:t>
+            </w:r>
+          </w:p>
+        </w:tc>
+        <w:tc>
+          <w:tcPr>
+            <w:tcW w:type="dxa" w:w="1813"/>
+            <w:tcMar>
+              <w:top w:w="50" w:type="dxa"/>
+              <w:bottom w:w="50" w:type="dxa"/>
+              <w:left w:w="90" w:type="dxa"/>
+              <w:right w:w="90" w:type="dxa"/>
+            </w:tcMar>
+          </w:tcPr>
+          <w:p>
+            <w:pPr>
+              <w:pStyle w:val="BDOITable"/>
+            </w:pPr>
+            <w:r>
+              <w:rPr>
+                <w:sz w:val="15"/>
+              </w:rPr>
+              <w:t>BU representative (MBS), Business Administration</w:t>
+            </w:r>
+          </w:p>
+        </w:tc>
+        <w:tc>
+          <w:tcPr>
+            <w:tcW w:type="dxa" w:w="1700"/>
+            <w:tcMar>
+              <w:top w:w="50" w:type="dxa"/>
+              <w:bottom w:w="50" w:type="dxa"/>
+              <w:left w:w="90" w:type="dxa"/>
+              <w:right w:w="90" w:type="dxa"/>
+            </w:tcMar>
+          </w:tcPr>
+          <w:p>
+            <w:pPr>
+              <w:pStyle w:val="BDOITable"/>
+            </w:pPr>
+            <w:r>
+              <w:rPr>
+                <w:sz w:val="15"/>
+              </w:rPr>
+              <w:t>Information Security, BDOI IT</w:t>
+            </w:r>
+          </w:p>
+        </w:tc>
+        <w:tc>
+          <w:tcPr>
+            <w:tcW w:type="dxa" w:w="2153"/>
+            <w:tcMar>
+              <w:top w:w="50" w:type="dxa"/>
+              <w:bottom w:w="50" w:type="dxa"/>
+              <w:left w:w="90" w:type="dxa"/>
+              <w:right w:w="90" w:type="dxa"/>
+            </w:tcMar>
+          </w:tcPr>
+          <w:p>
+            <w:pPr>
+              <w:pStyle w:val="BDOITable"/>
+            </w:pPr>
+            <w:r>
+              <w:rPr>
+                <w:sz w:val="15"/>
+              </w:rPr>
+              <w:t>Product Owner, UH Claims and Risk Management, UH Combank and Corbank, Head Comptrollership, Head Retail Marketing, Head Corporate and Retail Marketing</w:t>
+            </w:r>
+          </w:p>
+        </w:tc>
+      </w:tr>
+      <w:tr>
+        <w:tc>
+          <w:tcPr>
+            <w:tcW w:type="dxa" w:w="2946"/>
+            <w:tcMar>
+              <w:top w:w="50" w:type="dxa"/>
+              <w:bottom w:w="50" w:type="dxa"/>
+              <w:left w:w="90" w:type="dxa"/>
+              <w:right w:w="90" w:type="dxa"/>
+            </w:tcMar>
+            <w:shd w:val="clear" w:color="auto" w:fill="E5F5FF"/>
+          </w:tcPr>
+          <w:p>
+            <w:pPr>
+              <w:pStyle w:val="BDOITable"/>
+            </w:pPr>
+            <w:r>
+              <w:rPr>
+                <w:b/>
+                <w:sz w:val="15"/>
+              </w:rPr>
+              <w:t>Interfaces and sign-in (EIAM, UIDM-ISC, directory)</w:t>
+            </w:r>
+          </w:p>
+        </w:tc>
+        <w:tc>
+          <w:tcPr>
+            <w:tcW w:type="dxa" w:w="1360"/>
+            <w:tcMar>
+              <w:top w:w="50" w:type="dxa"/>
+              <w:bottom w:w="50" w:type="dxa"/>
+              <w:left w:w="90" w:type="dxa"/>
+              <w:right w:w="90" w:type="dxa"/>
+            </w:tcMar>
+            <w:shd w:val="clear" w:color="auto" w:fill="E5F5FF"/>
+          </w:tcPr>
+          <w:p>
+            <w:pPr>
+              <w:pStyle w:val="BDOITable"/>
+            </w:pPr>
+            <w:r>
+              <w:rPr>
+                <w:sz w:val="15"/>
+              </w:rPr>
+              <w:t>iorta TechNXT</w:t>
+            </w:r>
+          </w:p>
+        </w:tc>
+        <w:tc>
+          <w:tcPr>
+            <w:tcW w:type="dxa" w:w="1813"/>
+            <w:tcMar>
+              <w:top w:w="50" w:type="dxa"/>
+              <w:bottom w:w="50" w:type="dxa"/>
+              <w:left w:w="90" w:type="dxa"/>
+              <w:right w:w="90" w:type="dxa"/>
+            </w:tcMar>
+            <w:shd w:val="clear" w:color="auto" w:fill="E5F5FF"/>
+          </w:tcPr>
+          <w:p>
+            <w:pPr>
+              <w:pStyle w:val="BDOITable"/>
+            </w:pPr>
+            <w:r>
+              <w:rPr>
+                <w:sz w:val="15"/>
+              </w:rPr>
+              <w:t>Business Administration</w:t>
+            </w:r>
+          </w:p>
+        </w:tc>
+        <w:tc>
+          <w:tcPr>
+            <w:tcW w:type="dxa" w:w="1700"/>
+            <w:tcMar>
+              <w:top w:w="50" w:type="dxa"/>
+              <w:bottom w:w="50" w:type="dxa"/>
+              <w:left w:w="90" w:type="dxa"/>
+              <w:right w:w="90" w:type="dxa"/>
+            </w:tcMar>
+            <w:shd w:val="clear" w:color="auto" w:fill="E5F5FF"/>
+          </w:tcPr>
+          <w:p>
+            <w:pPr>
+              <w:pStyle w:val="BDOITable"/>
+            </w:pPr>
+            <w:r>
+              <w:rPr>
+                <w:sz w:val="15"/>
+              </w:rPr>
+              <w:t>BDOI IT, Information Security</w:t>
+            </w:r>
+          </w:p>
+        </w:tc>
+        <w:tc>
+          <w:tcPr>
+            <w:tcW w:type="dxa" w:w="2153"/>
+            <w:tcMar>
+              <w:top w:w="50" w:type="dxa"/>
+              <w:bottom w:w="50" w:type="dxa"/>
+              <w:left w:w="90" w:type="dxa"/>
+              <w:right w:w="90" w:type="dxa"/>
+            </w:tcMar>
+            <w:shd w:val="clear" w:color="auto" w:fill="E5F5FF"/>
+          </w:tcPr>
+          <w:p>
+            <w:pPr>
+              <w:pStyle w:val="BDOITable"/>
+            </w:pPr>
+            <w:r>
+              <w:rPr>
+                <w:sz w:val="15"/>
+              </w:rPr>
+              <w:t>Product Owner</w:t>
+            </w:r>
+          </w:p>
+        </w:tc>
+      </w:tr>
+      <w:tr>
+        <w:tc>
+          <w:tcPr>
+            <w:tcW w:type="dxa" w:w="2946"/>
+            <w:tcMar>
+              <w:top w:w="50" w:type="dxa"/>
+              <w:bottom w:w="50" w:type="dxa"/>
+              <w:left w:w="90" w:type="dxa"/>
+              <w:right w:w="90" w:type="dxa"/>
+            </w:tcMar>
+          </w:tcPr>
+          <w:p>
+            <w:pPr>
+              <w:pStyle w:val="BDOITable"/>
+            </w:pPr>
+            <w:r>
+              <w:rPr>
+                <w:b/>
+                <w:sz w:val="15"/>
+              </w:rPr>
+              <w:t>Test plan (04 workbook, 05 summary)</w:t>
+            </w:r>
+          </w:p>
+        </w:tc>
+        <w:tc>
+          <w:tcPr>
+            <w:tcW w:type="dxa" w:w="1360"/>
+            <w:tcMar>
+              <w:top w:w="50" w:type="dxa"/>
+              <w:bottom w:w="50" w:type="dxa"/>
+              <w:left w:w="90" w:type="dxa"/>
+              <w:right w:w="90" w:type="dxa"/>
+            </w:tcMar>
+          </w:tcPr>
+          <w:p>
+            <w:pPr>
+              <w:pStyle w:val="BDOITable"/>
+            </w:pPr>
+            <w:r>
+              <w:rPr>
+                <w:sz w:val="15"/>
+              </w:rPr>
+              <w:t>iorta TechNXT</w:t>
+            </w:r>
+          </w:p>
+        </w:tc>
+        <w:tc>
+          <w:tcPr>
+            <w:tcW w:type="dxa" w:w="1813"/>
+            <w:tcMar>
+              <w:top w:w="50" w:type="dxa"/>
+              <w:bottom w:w="50" w:type="dxa"/>
+              <w:left w:w="90" w:type="dxa"/>
+              <w:right w:w="90" w:type="dxa"/>
+            </w:tcMar>
+          </w:tcPr>
+          <w:p>
+            <w:pPr>
+              <w:pStyle w:val="BDOITable"/>
+            </w:pPr>
+            <w:r>
+              <w:rPr>
+                <w:sz w:val="15"/>
+              </w:rPr>
+              <w:t>BU representative (MBS), Business Administration</w:t>
+            </w:r>
+          </w:p>
+        </w:tc>
+        <w:tc>
+          <w:tcPr>
+            <w:tcW w:type="dxa" w:w="1700"/>
+            <w:tcMar>
+              <w:top w:w="50" w:type="dxa"/>
+              <w:bottom w:w="50" w:type="dxa"/>
+              <w:left w:w="90" w:type="dxa"/>
+              <w:right w:w="90" w:type="dxa"/>
+            </w:tcMar>
+          </w:tcPr>
+          <w:p>
+            <w:pPr>
+              <w:pStyle w:val="BDOITable"/>
+            </w:pPr>
+            <w:r>
+              <w:rPr>
+                <w:sz w:val="15"/>
+              </w:rPr>
+              <w:t>Program Manager (BPS), BDOI IT</w:t>
+            </w:r>
+          </w:p>
+        </w:tc>
+        <w:tc>
+          <w:tcPr>
+            <w:tcW w:type="dxa" w:w="2153"/>
+            <w:tcMar>
+              <w:top w:w="50" w:type="dxa"/>
+              <w:bottom w:w="50" w:type="dxa"/>
+              <w:left w:w="90" w:type="dxa"/>
+              <w:right w:w="90" w:type="dxa"/>
+            </w:tcMar>
+          </w:tcPr>
+          <w:p>
+            <w:pPr>
+              <w:pStyle w:val="BDOITable"/>
+            </w:pPr>
+            <w:r>
+              <w:rPr>
+                <w:sz w:val="15"/>
+              </w:rPr>
+              <w:t>Product Owner</w:t>
+            </w:r>
+          </w:p>
+        </w:tc>
+      </w:tr>
+      <w:tr>
+        <w:tc>
+          <w:tcPr>
+            <w:tcW w:type="dxa" w:w="2946"/>
+            <w:tcMar>
+              <w:top w:w="50" w:type="dxa"/>
+              <w:bottom w:w="50" w:type="dxa"/>
+              <w:left w:w="90" w:type="dxa"/>
+              <w:right w:w="90" w:type="dxa"/>
+            </w:tcMar>
+            <w:shd w:val="clear" w:color="auto" w:fill="E5F5FF"/>
+          </w:tcPr>
+          <w:p>
+            <w:pPr>
+              <w:pStyle w:val="BDOITable"/>
+            </w:pPr>
+            <w:r>
+              <w:rPr>
+                <w:b/>
+                <w:sz w:val="15"/>
+              </w:rPr>
+              <w:t>Configuration inputs (06 templates, Drop 0)</w:t>
+            </w:r>
+          </w:p>
+        </w:tc>
+        <w:tc>
+          <w:tcPr>
+            <w:tcW w:type="dxa" w:w="1360"/>
+            <w:tcMar>
+              <w:top w:w="50" w:type="dxa"/>
+              <w:bottom w:w="50" w:type="dxa"/>
+              <w:left w:w="90" w:type="dxa"/>
+              <w:right w:w="90" w:type="dxa"/>
+            </w:tcMar>
+            <w:shd w:val="clear" w:color="auto" w:fill="E5F5FF"/>
+          </w:tcPr>
+          <w:p>
+            <w:pPr>
+              <w:pStyle w:val="BDOITable"/>
+            </w:pPr>
+            <w:r>
+              <w:rPr>
+                <w:sz w:val="15"/>
+              </w:rPr>
+              <w:t>iorta TechNXT</w:t>
+            </w:r>
+          </w:p>
+        </w:tc>
+        <w:tc>
+          <w:tcPr>
+            <w:tcW w:type="dxa" w:w="1813"/>
+            <w:tcMar>
+              <w:top w:w="50" w:type="dxa"/>
+              <w:bottom w:w="50" w:type="dxa"/>
+              <w:left w:w="90" w:type="dxa"/>
+              <w:right w:w="90" w:type="dxa"/>
+            </w:tcMar>
+            <w:shd w:val="clear" w:color="auto" w:fill="E5F5FF"/>
+          </w:tcPr>
+          <w:p>
+            <w:pPr>
+              <w:pStyle w:val="BDOITable"/>
+            </w:pPr>
+            <w:r>
+              <w:rPr>
+                <w:sz w:val="15"/>
+              </w:rPr>
+              <w:t>Business Administration, BU representative (MBS)</w:t>
+            </w:r>
+          </w:p>
+        </w:tc>
+        <w:tc>
+          <w:tcPr>
+            <w:tcW w:type="dxa" w:w="1700"/>
+            <w:tcMar>
+              <w:top w:w="50" w:type="dxa"/>
+              <w:bottom w:w="50" w:type="dxa"/>
+              <w:left w:w="90" w:type="dxa"/>
+              <w:right w:w="90" w:type="dxa"/>
+            </w:tcMar>
+            <w:shd w:val="clear" w:color="auto" w:fill="E5F5FF"/>
+          </w:tcPr>
+          <w:p>
+            <w:pPr>
+              <w:pStyle w:val="BDOITable"/>
+            </w:pPr>
+            <w:r>
+              <w:rPr>
+                <w:sz w:val="15"/>
+              </w:rPr>
+              <w:t>Information Security, Program Manager (BPS)</w:t>
+            </w:r>
+          </w:p>
+        </w:tc>
+        <w:tc>
+          <w:tcPr>
+            <w:tcW w:type="dxa" w:w="2153"/>
+            <w:tcMar>
+              <w:top w:w="50" w:type="dxa"/>
+              <w:bottom w:w="50" w:type="dxa"/>
+              <w:left w:w="90" w:type="dxa"/>
+              <w:right w:w="90" w:type="dxa"/>
+            </w:tcMar>
+            <w:shd w:val="clear" w:color="auto" w:fill="E5F5FF"/>
+          </w:tcPr>
+          <w:p>
+            <w:pPr>
+              <w:pStyle w:val="BDOITable"/>
+            </w:pPr>
+            <w:r>
+              <w:rPr>
+                <w:sz w:val="15"/>
+              </w:rPr>
+              <w:t>Product Owner</w:t>
+            </w:r>
+          </w:p>
+        </w:tc>
+      </w:tr>
+      <w:tr>
+        <w:tc>
+          <w:tcPr>
+            <w:tcW w:type="dxa" w:w="2946"/>
+            <w:tcMar>
+              <w:top w:w="50" w:type="dxa"/>
+              <w:bottom w:w="50" w:type="dxa"/>
+              <w:left w:w="90" w:type="dxa"/>
+              <w:right w:w="90" w:type="dxa"/>
+            </w:tcMar>
+          </w:tcPr>
+          <w:p>
+            <w:pPr>
+              <w:pStyle w:val="BDOITable"/>
+            </w:pPr>
+            <w:r>
+              <w:rPr>
+                <w:b/>
+                <w:sz w:val="15"/>
+              </w:rPr>
+              <w:t>Technical Specification (separate document, not part of the business sign-off)</w:t>
+            </w:r>
+          </w:p>
+        </w:tc>
+        <w:tc>
+          <w:tcPr>
+            <w:tcW w:type="dxa" w:w="1360"/>
+            <w:tcMar>
+              <w:top w:w="50" w:type="dxa"/>
+              <w:bottom w:w="50" w:type="dxa"/>
+              <w:left w:w="90" w:type="dxa"/>
+              <w:right w:w="90" w:type="dxa"/>
+            </w:tcMar>
+          </w:tcPr>
+          <w:p>
+            <w:pPr>
+              <w:pStyle w:val="BDOITable"/>
+            </w:pPr>
+            <w:r>
+              <w:rPr>
+                <w:sz w:val="15"/>
+              </w:rPr>
+              <w:t>iorta TechNXT</w:t>
+            </w:r>
+          </w:p>
+        </w:tc>
+        <w:tc>
+          <w:tcPr>
+            <w:tcW w:type="dxa" w:w="1813"/>
+            <w:tcMar>
+              <w:top w:w="50" w:type="dxa"/>
+              <w:bottom w:w="50" w:type="dxa"/>
+              <w:left w:w="90" w:type="dxa"/>
+              <w:right w:w="90" w:type="dxa"/>
+            </w:tcMar>
+          </w:tcPr>
+          <w:p>
+            <w:pPr>
+              <w:pStyle w:val="BDOITable"/>
+            </w:pPr>
+            <w:r>
+              <w:rPr>
+                <w:sz w:val="15"/>
+              </w:rPr>
+              <w:t>BDOI IT</w:t>
+            </w:r>
+          </w:p>
+        </w:tc>
+        <w:tc>
+          <w:tcPr>
+            <w:tcW w:type="dxa" w:w="1700"/>
+            <w:tcMar>
+              <w:top w:w="50" w:type="dxa"/>
+              <w:bottom w:w="50" w:type="dxa"/>
+              <w:left w:w="90" w:type="dxa"/>
+              <w:right w:w="90" w:type="dxa"/>
+            </w:tcMar>
+          </w:tcPr>
+          <w:p>
+            <w:pPr>
+              <w:pStyle w:val="BDOITable"/>
+            </w:pPr>
+            <w:r>
+              <w:rPr>
+                <w:sz w:val="15"/>
+              </w:rPr>
+              <w:t>BDOI IT, Information Security</w:t>
+            </w:r>
+          </w:p>
+        </w:tc>
+        <w:tc>
+          <w:tcPr>
+            <w:tcW w:type="dxa" w:w="2153"/>
+            <w:tcMar>
+              <w:top w:w="50" w:type="dxa"/>
+              <w:bottom w:w="50" w:type="dxa"/>
+              <w:left w:w="90" w:type="dxa"/>
+              <w:right w:w="90" w:type="dxa"/>
+            </w:tcMar>
+          </w:tcPr>
+          <w:p>
+            <w:pPr>
+              <w:pStyle w:val="BDOITable"/>
+            </w:pPr>
+            <w:r>
+              <w:rPr>
+                <w:sz w:val="15"/>
+              </w:rPr>
+              <w:t>BDOI IT</w:t>
+            </w:r>
+          </w:p>
+        </w:tc>
+      </w:tr>
+    </w:tbl>
+    <w:p>
+      <w:pPr>
+        <w:pStyle w:val="BDOISpacer"/>
+      </w:pPr>
+    </w:p>
+    <w:p>
+      <w:pPr>
+        <w:pStyle w:val="Caption"/>
+        <w:keepNext/>
+        <w:spacing w:after="60"/>
+      </w:pPr>
+      <w:r>
+        <w:rPr>
+          <w:b/>
+          <w:i w:val="0"/>
+        </w:rPr>
+        <w:t xml:space="preserve">Table 6: </w:t>
+      </w:r>
+      <w:r>
+        <w:rPr/>
+        <w:t>Signatories and what each confirms (BRD-11 sign-off sheet p.19 (Owner: "I own this document and approve all of its contents"))</w:t>
+      </w:r>
+    </w:p>
+    <w:tbl>
+      <w:tblPr>
+        <w:tblW w:type="dxa" w:w="9973"/>
+        <w:jc w:val="center"/>
+        <w:tblLook w:firstColumn="1" w:firstRow="1" w:lastColumn="0" w:lastRow="0" w:noHBand="0" w:noVBand="1" w:val="04A0"/>
+        <w:tblBorders>
+          <w:top w:val="single" w:sz="4" w:space="0" w:color="C2C2C1"/>
+          <w:left w:val="single" w:sz="4" w:space="0" w:color="C2C2C1"/>
+          <w:bottom w:val="single" w:sz="4" w:space="0" w:color="C2C2C1"/>
+          <w:right w:val="single" w:sz="4" w:space="0" w:color="C2C2C1"/>
+          <w:insideH w:val="single" w:sz="4" w:space="0" w:color="C2C2C1"/>
+          <w:insideV w:val="single" w:sz="4" w:space="0" w:color="C2C2C1"/>
+        </w:tblBorders>
+        <w:tblLayout w:type="fixed"/>
+      </w:tblPr>
+      <w:tblGrid>
+        <w:gridCol w:w="1246"/>
+        <w:gridCol w:w="2833"/>
+        <w:gridCol w:w="3853"/>
+        <w:gridCol w:w="2039"/>
+      </w:tblGrid>
+      <w:tr>
+        <w:trPr>
+          <w:tblHeader w:val="true"/>
+          <w:cantSplit w:val="true"/>
+        </w:trPr>
+        <w:tc>
+          <w:tcPr>
+            <w:tcW w:type="dxa" w:w="1246"/>
+            <w:shd w:val="clear" w:color="auto" w:fill="004EA8"/>
+            <w:tcMar>
+              <w:top w:w="50" w:type="dxa"/>
+              <w:bottom w:w="50" w:type="dxa"/>
+              <w:left w:w="90" w:type="dxa"/>
+              <w:right w:w="90" w:type="dxa"/>
+            </w:tcMar>
+            <w:vAlign w:val="center"/>
+          </w:tcPr>
+          <w:p>
+            <w:pPr>
+              <w:pStyle w:val="BDOITableHeader"/>
+            </w:pPr>
+            <w:r>
+              <w:rPr>
+                <w:b/>
+                <w:color w:val="FFFFFF"/>
+                <w:sz w:val="15"/>
+              </w:rPr>
+              <w:t>Capacity</w:t>
+            </w:r>
+          </w:p>
+        </w:tc>
+        <w:tc>
+          <w:tcPr>
+            <w:tcW w:type="dxa" w:w="2833"/>
+            <w:shd w:val="clear" w:color="auto" w:fill="004EA8"/>
+            <w:tcMar>
+              <w:top w:w="50" w:type="dxa"/>
+              <w:bottom w:w="50" w:type="dxa"/>
+              <w:left w:w="90" w:type="dxa"/>
+              <w:right w:w="90" w:type="dxa"/>
+            </w:tcMar>
+            <w:vAlign w:val="center"/>
+          </w:tcPr>
+          <w:p>
+            <w:pPr>
+              <w:pStyle w:val="BDOITableHeader"/>
+            </w:pPr>
+            <w:r>
+              <w:rPr>
+                <w:b/>
+                <w:color w:val="FFFFFF"/>
+                <w:sz w:val="15"/>
+              </w:rPr>
+              <w:t>Role</w:t>
+            </w:r>
+          </w:p>
+        </w:tc>
+        <w:tc>
+          <w:tcPr>
+            <w:tcW w:type="dxa" w:w="3853"/>
+            <w:shd w:val="clear" w:color="auto" w:fill="004EA8"/>
+            <w:tcMar>
+              <w:top w:w="50" w:type="dxa"/>
+              <w:bottom w:w="50" w:type="dxa"/>
+              <w:left w:w="90" w:type="dxa"/>
+              <w:right w:w="90" w:type="dxa"/>
+            </w:tcMar>
+            <w:vAlign w:val="center"/>
+          </w:tcPr>
+          <w:p>
+            <w:pPr>
+              <w:pStyle w:val="BDOITableHeader"/>
+            </w:pPr>
+            <w:r>
+              <w:rPr>
+                <w:b/>
+                <w:color w:val="FFFFFF"/>
+                <w:sz w:val="15"/>
+              </w:rPr>
+              <w:t>Confirms by signing</w:t>
+            </w:r>
+          </w:p>
+        </w:tc>
+        <w:tc>
+          <w:tcPr>
+            <w:tcW w:type="dxa" w:w="2040"/>
+            <w:shd w:val="clear" w:color="auto" w:fill="004EA8"/>
+            <w:tcMar>
+              <w:top w:w="50" w:type="dxa"/>
+              <w:bottom w:w="50" w:type="dxa"/>
+              <w:left w:w="90" w:type="dxa"/>
+              <w:right w:w="90" w:type="dxa"/>
+            </w:tcMar>
+            <w:vAlign w:val="center"/>
+          </w:tcPr>
+          <w:p>
+            <w:pPr>
+              <w:pStyle w:val="BDOITableHeader"/>
+            </w:pPr>
+            <w:r>
+              <w:rPr>
+                <w:b/>
+                <w:color w:val="FFFFFF"/>
+                <w:sz w:val="15"/>
+              </w:rPr>
+              <w:t>On the BRD approval sheet</w:t>
+            </w:r>
+          </w:p>
+        </w:tc>
+      </w:tr>
+      <w:tr>
+        <w:tc>
+          <w:tcPr>
+            <w:tcW w:type="dxa" w:w="1246"/>
+            <w:tcMar>
+              <w:top w:w="50" w:type="dxa"/>
+              <w:bottom w:w="50" w:type="dxa"/>
+              <w:left w:w="90" w:type="dxa"/>
+              <w:right w:w="90" w:type="dxa"/>
+            </w:tcMar>
+          </w:tcPr>
+          <w:p>
+            <w:pPr>
+              <w:pStyle w:val="BDOITable"/>
+            </w:pPr>
+            <w:r>
+              <w:rPr>
+                <w:sz w:val="15"/>
+              </w:rPr>
+              <w:t>Prepared by</w:t>
+            </w:r>
+          </w:p>
+        </w:tc>
+        <w:tc>
+          <w:tcPr>
+            <w:tcW w:type="dxa" w:w="2833"/>
+            <w:tcMar>
+              <w:top w:w="50" w:type="dxa"/>
+              <w:bottom w:w="50" w:type="dxa"/>
+              <w:left w:w="90" w:type="dxa"/>
+              <w:right w:w="90" w:type="dxa"/>
+            </w:tcMar>
+          </w:tcPr>
+          <w:p>
+            <w:pPr>
+              <w:pStyle w:val="BDOITable"/>
+            </w:pPr>
+            <w:r>
+              <w:rPr>
+                <w:sz w:val="15"/>
+              </w:rPr>
+              <w:t>iorta TechNXT project team: Project Manager, Business Analysis, test lead (iorta TechNXT)</w:t>
+            </w:r>
+          </w:p>
+        </w:tc>
+        <w:tc>
+          <w:tcPr>
+            <w:tcW w:type="dxa" w:w="3853"/>
+            <w:tcMar>
+              <w:top w:w="50" w:type="dxa"/>
+              <w:bottom w:w="50" w:type="dxa"/>
+              <w:left w:w="90" w:type="dxa"/>
+              <w:right w:w="90" w:type="dxa"/>
+            </w:tcMar>
+          </w:tcPr>
+          <w:p>
+            <w:pPr>
+              <w:pStyle w:val="BDOITable"/>
+            </w:pPr>
+            <w:r>
+              <w:rPr>
+                <w:sz w:val="15"/>
+              </w:rPr>
+              <w:t>The set is complete and consistent as issued, traced to the BRD and to the screens; every comment is answered in the comments log</w:t>
+            </w:r>
+          </w:p>
+        </w:tc>
+        <w:tc>
+          <w:tcPr>
+            <w:tcW w:type="dxa" w:w="2040"/>
+            <w:tcMar>
+              <w:top w:w="50" w:type="dxa"/>
+              <w:bottom w:w="50" w:type="dxa"/>
+              <w:left w:w="90" w:type="dxa"/>
+              <w:right w:w="90" w:type="dxa"/>
+            </w:tcMar>
+          </w:tcPr>
+          <w:p>
+            <w:pPr>
+              <w:pStyle w:val="BDOITable"/>
+            </w:pPr>
+            <w:r>
+              <w:rPr>
+                <w:sz w:val="15"/>
+              </w:rPr>
+              <w:t>Added for this set (author of the FRS set)</w:t>
+            </w:r>
+          </w:p>
+        </w:tc>
+      </w:tr>
+      <w:tr>
+        <w:tc>
+          <w:tcPr>
+            <w:tcW w:type="dxa" w:w="1246"/>
+            <w:tcMar>
+              <w:top w:w="50" w:type="dxa"/>
+              <w:bottom w:w="50" w:type="dxa"/>
+              <w:left w:w="90" w:type="dxa"/>
+              <w:right w:w="90" w:type="dxa"/>
+            </w:tcMar>
+            <w:shd w:val="clear" w:color="auto" w:fill="E5F5FF"/>
+          </w:tcPr>
+          <w:p>
+            <w:pPr>
+              <w:pStyle w:val="BDOITable"/>
+            </w:pPr>
+            <w:r>
+              <w:rPr>
+                <w:sz w:val="15"/>
+              </w:rPr>
+              <w:t>Prepared by</w:t>
+            </w:r>
+          </w:p>
+        </w:tc>
+        <w:tc>
+          <w:tcPr>
+            <w:tcW w:type="dxa" w:w="2833"/>
+            <w:tcMar>
+              <w:top w:w="50" w:type="dxa"/>
+              <w:bottom w:w="50" w:type="dxa"/>
+              <w:left w:w="90" w:type="dxa"/>
+              <w:right w:w="90" w:type="dxa"/>
+            </w:tcMar>
+            <w:shd w:val="clear" w:color="auto" w:fill="E5F5FF"/>
+          </w:tcPr>
+          <w:p>
+            <w:pPr>
+              <w:pStyle w:val="BDOITable"/>
+            </w:pPr>
+            <w:r>
+              <w:rPr>
+                <w:sz w:val="15"/>
+              </w:rPr>
+              <w:t>Business Analyst, Enterprise Services - Business Process Services (BPS) (BDO Unibank ESG)</w:t>
+            </w:r>
+          </w:p>
+        </w:tc>
+        <w:tc>
+          <w:tcPr>
+            <w:tcW w:type="dxa" w:w="3853"/>
+            <w:tcMar>
+              <w:top w:w="50" w:type="dxa"/>
+              <w:bottom w:w="50" w:type="dxa"/>
+              <w:left w:w="90" w:type="dxa"/>
+              <w:right w:w="90" w:type="dxa"/>
+            </w:tcMar>
+            <w:shd w:val="clear" w:color="auto" w:fill="E5F5FF"/>
+          </w:tcPr>
+          <w:p>
+            <w:pPr>
+              <w:pStyle w:val="BDOITable"/>
+            </w:pPr>
+            <w:r>
+              <w:rPr>
+                <w:sz w:val="15"/>
+              </w:rPr>
+              <w:t>The set states the BRD requirements as written; every departure is listed in the proposed rules and clarifications</w:t>
+            </w:r>
+          </w:p>
+        </w:tc>
+        <w:tc>
+          <w:tcPr>
+            <w:tcW w:type="dxa" w:w="2040"/>
+            <w:tcMar>
+              <w:top w:w="50" w:type="dxa"/>
+              <w:bottom w:w="50" w:type="dxa"/>
+              <w:left w:w="90" w:type="dxa"/>
+              <w:right w:w="90" w:type="dxa"/>
+            </w:tcMar>
+            <w:shd w:val="clear" w:color="auto" w:fill="E5F5FF"/>
+          </w:tcPr>
+          <w:p>
+            <w:pPr>
+              <w:pStyle w:val="BDOITable"/>
+            </w:pPr>
+            <w:r>
+              <w:rPr>
+                <w:sz w:val="15"/>
+              </w:rPr>
+              <w:t>Prepared by (p.19)</w:t>
+            </w:r>
+          </w:p>
+        </w:tc>
+      </w:tr>
+      <w:tr>
+        <w:tc>
+          <w:tcPr>
+            <w:tcW w:type="dxa" w:w="1246"/>
+            <w:tcMar>
+              <w:top w:w="50" w:type="dxa"/>
+              <w:bottom w:w="50" w:type="dxa"/>
+              <w:left w:w="90" w:type="dxa"/>
+              <w:right w:w="90" w:type="dxa"/>
+            </w:tcMar>
+          </w:tcPr>
+          <w:p>
+            <w:pPr>
+              <w:pStyle w:val="BDOITable"/>
+            </w:pPr>
+            <w:r>
+              <w:rPr>
+                <w:sz w:val="15"/>
+              </w:rPr>
+              <w:t>Input provided by</w:t>
+            </w:r>
+          </w:p>
+        </w:tc>
+        <w:tc>
+          <w:tcPr>
+            <w:tcW w:type="dxa" w:w="2833"/>
+            <w:tcMar>
+              <w:top w:w="50" w:type="dxa"/>
+              <w:bottom w:w="50" w:type="dxa"/>
+              <w:left w:w="90" w:type="dxa"/>
+              <w:right w:w="90" w:type="dxa"/>
+            </w:tcMar>
+          </w:tcPr>
+          <w:p>
+            <w:pPr>
+              <w:pStyle w:val="BDOITable"/>
+            </w:pPr>
+            <w:r>
+              <w:rPr>
+                <w:sz w:val="15"/>
+              </w:rPr>
+              <w:t>BU representative, Marketing Business System (MBS) (BDOI)</w:t>
+            </w:r>
+          </w:p>
+        </w:tc>
+        <w:tc>
+          <w:tcPr>
+            <w:tcW w:type="dxa" w:w="3853"/>
+            <w:tcMar>
+              <w:top w:w="50" w:type="dxa"/>
+              <w:bottom w:w="50" w:type="dxa"/>
+              <w:left w:w="90" w:type="dxa"/>
+              <w:right w:w="90" w:type="dxa"/>
+            </w:tcMar>
+          </w:tcPr>
+          <w:p>
+            <w:pPr>
+              <w:pStyle w:val="BDOITable"/>
+            </w:pPr>
+            <w:r>
+              <w:rPr>
+                <w:sz w:val="15"/>
+              </w:rPr>
+              <w:t>The request, approval, group-profile and report screens match the business input</w:t>
+            </w:r>
+          </w:p>
+        </w:tc>
+        <w:tc>
+          <w:tcPr>
+            <w:tcW w:type="dxa" w:w="2040"/>
+            <w:tcMar>
+              <w:top w:w="50" w:type="dxa"/>
+              <w:bottom w:w="50" w:type="dxa"/>
+              <w:left w:w="90" w:type="dxa"/>
+              <w:right w:w="90" w:type="dxa"/>
+            </w:tcMar>
+          </w:tcPr>
+          <w:p>
+            <w:pPr>
+              <w:pStyle w:val="BDOITable"/>
+            </w:pPr>
+            <w:r>
+              <w:rPr>
+                <w:sz w:val="15"/>
+              </w:rPr>
+              <w:t>Input provider (p.19)</w:t>
+            </w:r>
+          </w:p>
+        </w:tc>
+      </w:tr>
+      <w:tr>
+        <w:tc>
+          <w:tcPr>
+            <w:tcW w:type="dxa" w:w="1246"/>
+            <w:tcMar>
+              <w:top w:w="50" w:type="dxa"/>
+              <w:bottom w:w="50" w:type="dxa"/>
+              <w:left w:w="90" w:type="dxa"/>
+              <w:right w:w="90" w:type="dxa"/>
+            </w:tcMar>
+            <w:shd w:val="clear" w:color="auto" w:fill="E5F5FF"/>
+          </w:tcPr>
+          <w:p>
+            <w:pPr>
+              <w:pStyle w:val="BDOITable"/>
+            </w:pPr>
+            <w:r>
+              <w:rPr>
+                <w:sz w:val="15"/>
+              </w:rPr>
+              <w:t>Input provided by</w:t>
+            </w:r>
+          </w:p>
+        </w:tc>
+        <w:tc>
+          <w:tcPr>
+            <w:tcW w:type="dxa" w:w="2833"/>
+            <w:tcMar>
+              <w:top w:w="50" w:type="dxa"/>
+              <w:bottom w:w="50" w:type="dxa"/>
+              <w:left w:w="90" w:type="dxa"/>
+              <w:right w:w="90" w:type="dxa"/>
+            </w:tcMar>
+            <w:shd w:val="clear" w:color="auto" w:fill="E5F5FF"/>
+          </w:tcPr>
+          <w:p>
+            <w:pPr>
+              <w:pStyle w:val="BDOITable"/>
+            </w:pPr>
+            <w:r>
+              <w:rPr>
+                <w:sz w:val="15"/>
+              </w:rPr>
+              <w:t>Business Administration (user access maintenance) (BDOI)</w:t>
+            </w:r>
+          </w:p>
+        </w:tc>
+        <w:tc>
+          <w:tcPr>
+            <w:tcW w:type="dxa" w:w="3853"/>
+            <w:tcMar>
+              <w:top w:w="50" w:type="dxa"/>
+              <w:bottom w:w="50" w:type="dxa"/>
+              <w:left w:w="90" w:type="dxa"/>
+              <w:right w:w="90" w:type="dxa"/>
+            </w:tcMar>
+            <w:shd w:val="clear" w:color="auto" w:fill="E5F5FF"/>
+          </w:tcPr>
+          <w:p>
+            <w:pPr>
+              <w:pStyle w:val="BDOITable"/>
+            </w:pPr>
+            <w:r>
+              <w:rPr>
+                <w:sz w:val="15"/>
+              </w:rPr>
+              <w:t>The daily handling of the requests and the configuration inputs of templates CI-01 to CI-06</w:t>
+            </w:r>
+          </w:p>
+        </w:tc>
+        <w:tc>
+          <w:tcPr>
+            <w:tcW w:type="dxa" w:w="2040"/>
+            <w:tcMar>
+              <w:top w:w="50" w:type="dxa"/>
+              <w:bottom w:w="50" w:type="dxa"/>
+              <w:left w:w="90" w:type="dxa"/>
+              <w:right w:w="90" w:type="dxa"/>
+            </w:tcMar>
+            <w:shd w:val="clear" w:color="auto" w:fill="E5F5FF"/>
+          </w:tcPr>
+          <w:p>
+            <w:pPr>
+              <w:pStyle w:val="BDOITable"/>
+            </w:pPr>
+            <w:r>
+              <w:rPr>
+                <w:sz w:val="15"/>
+              </w:rPr>
+              <w:t>Added for this set</w:t>
+            </w:r>
+          </w:p>
+        </w:tc>
+      </w:tr>
+      <w:tr>
+        <w:tc>
+          <w:tcPr>
+            <w:tcW w:type="dxa" w:w="1246"/>
+            <w:tcMar>
+              <w:top w:w="50" w:type="dxa"/>
+              <w:bottom w:w="50" w:type="dxa"/>
+              <w:left w:w="90" w:type="dxa"/>
+              <w:right w:w="90" w:type="dxa"/>
+            </w:tcMar>
+          </w:tcPr>
+          <w:p>
+            <w:pPr>
+              <w:pStyle w:val="BDOITable"/>
+            </w:pPr>
+            <w:r>
+              <w:rPr>
+                <w:sz w:val="15"/>
+              </w:rPr>
+              <w:t>Reviewed by</w:t>
+            </w:r>
+          </w:p>
+        </w:tc>
+        <w:tc>
+          <w:tcPr>
+            <w:tcW w:type="dxa" w:w="2833"/>
+            <w:tcMar>
+              <w:top w:w="50" w:type="dxa"/>
+              <w:bottom w:w="50" w:type="dxa"/>
+              <w:left w:w="90" w:type="dxa"/>
+              <w:right w:w="90" w:type="dxa"/>
+            </w:tcMar>
+          </w:tcPr>
+          <w:p>
+            <w:pPr>
+              <w:pStyle w:val="BDOITable"/>
+            </w:pPr>
+            <w:r>
+              <w:rPr>
+                <w:sz w:val="15"/>
+              </w:rPr>
+              <w:t>Program Manager, Enterprise Services - Business Process Services (BPS) (BDO Unibank ESG)</w:t>
+            </w:r>
+          </w:p>
+        </w:tc>
+        <w:tc>
+          <w:tcPr>
+            <w:tcW w:type="dxa" w:w="3853"/>
+            <w:tcMar>
+              <w:top w:w="50" w:type="dxa"/>
+              <w:bottom w:w="50" w:type="dxa"/>
+              <w:left w:w="90" w:type="dxa"/>
+              <w:right w:w="90" w:type="dxa"/>
+            </w:tcMar>
+          </w:tcPr>
+          <w:p>
+            <w:pPr>
+              <w:pStyle w:val="BDOITable"/>
+            </w:pPr>
+            <w:r>
+              <w:rPr>
+                <w:sz w:val="15"/>
+              </w:rPr>
+              <w:t>Traceability of every BRD requirement to the set and completeness of the set ("validated the completeness of business requirements")</w:t>
+            </w:r>
+          </w:p>
+        </w:tc>
+        <w:tc>
+          <w:tcPr>
+            <w:tcW w:type="dxa" w:w="2040"/>
+            <w:tcMar>
+              <w:top w:w="50" w:type="dxa"/>
+              <w:bottom w:w="50" w:type="dxa"/>
+              <w:left w:w="90" w:type="dxa"/>
+              <w:right w:w="90" w:type="dxa"/>
+            </w:tcMar>
+          </w:tcPr>
+          <w:p>
+            <w:pPr>
+              <w:pStyle w:val="BDOITable"/>
+            </w:pPr>
+            <w:r>
+              <w:rPr>
+                <w:sz w:val="15"/>
+              </w:rPr>
+              <w:t>Reviewed by (p.19)</w:t>
+            </w:r>
+          </w:p>
+        </w:tc>
+      </w:tr>
+      <w:tr>
+        <w:tc>
+          <w:tcPr>
+            <w:tcW w:type="dxa" w:w="1246"/>
+            <w:tcMar>
+              <w:top w:w="50" w:type="dxa"/>
+              <w:bottom w:w="50" w:type="dxa"/>
+              <w:left w:w="90" w:type="dxa"/>
+              <w:right w:w="90" w:type="dxa"/>
+            </w:tcMar>
+            <w:shd w:val="clear" w:color="auto" w:fill="E5F5FF"/>
+          </w:tcPr>
+          <w:p>
+            <w:pPr>
+              <w:pStyle w:val="BDOITable"/>
+            </w:pPr>
+            <w:r>
+              <w:rPr>
+                <w:sz w:val="15"/>
+              </w:rPr>
+              <w:t>Reviewed by</w:t>
+            </w:r>
+          </w:p>
+        </w:tc>
+        <w:tc>
+          <w:tcPr>
+            <w:tcW w:type="dxa" w:w="2833"/>
+            <w:tcMar>
+              <w:top w:w="50" w:type="dxa"/>
+              <w:bottom w:w="50" w:type="dxa"/>
+              <w:left w:w="90" w:type="dxa"/>
+              <w:right w:w="90" w:type="dxa"/>
+            </w:tcMar>
+            <w:shd w:val="clear" w:color="auto" w:fill="E5F5FF"/>
+          </w:tcPr>
+          <w:p>
+            <w:pPr>
+              <w:pStyle w:val="BDOITable"/>
+            </w:pPr>
+            <w:r>
+              <w:rPr>
+                <w:sz w:val="15"/>
+              </w:rPr>
+              <w:t>BDOI Information Security (BDOI)</w:t>
+            </w:r>
+          </w:p>
+        </w:tc>
+        <w:tc>
+          <w:tcPr>
+            <w:tcW w:type="dxa" w:w="3853"/>
+            <w:tcMar>
+              <w:top w:w="50" w:type="dxa"/>
+              <w:bottom w:w="50" w:type="dxa"/>
+              <w:left w:w="90" w:type="dxa"/>
+              <w:right w:w="90" w:type="dxa"/>
+            </w:tcMar>
+            <w:shd w:val="clear" w:color="auto" w:fill="E5F5FF"/>
+          </w:tcPr>
+          <w:p>
+            <w:pPr>
+              <w:pStyle w:val="BDOITable"/>
+            </w:pPr>
+            <w:r>
+              <w:rPr>
+                <w:sz w:val="15"/>
+              </w:rPr>
+              <w:t>The role matrix, the menus by persona, the separation-of-duties rules, the password and session rules and the audit log</w:t>
+            </w:r>
+          </w:p>
+        </w:tc>
+        <w:tc>
+          <w:tcPr>
+            <w:tcW w:type="dxa" w:w="2040"/>
+            <w:tcMar>
+              <w:top w:w="50" w:type="dxa"/>
+              <w:bottom w:w="50" w:type="dxa"/>
+              <w:left w:w="90" w:type="dxa"/>
+              <w:right w:w="90" w:type="dxa"/>
+            </w:tcMar>
+            <w:shd w:val="clear" w:color="auto" w:fill="E5F5FF"/>
+          </w:tcPr>
+          <w:p>
+            <w:pPr>
+              <w:pStyle w:val="BDOITable"/>
+            </w:pPr>
+            <w:r>
+              <w:rPr>
+                <w:sz w:val="15"/>
+              </w:rPr>
+              <w:t>Added for this set</w:t>
+            </w:r>
+          </w:p>
+        </w:tc>
+      </w:tr>
+      <w:tr>
+        <w:tc>
+          <w:tcPr>
+            <w:tcW w:type="dxa" w:w="1246"/>
+            <w:tcMar>
+              <w:top w:w="50" w:type="dxa"/>
+              <w:bottom w:w="50" w:type="dxa"/>
+              <w:left w:w="90" w:type="dxa"/>
+              <w:right w:w="90" w:type="dxa"/>
+            </w:tcMar>
+          </w:tcPr>
+          <w:p>
+            <w:pPr>
+              <w:pStyle w:val="BDOITable"/>
+            </w:pPr>
+            <w:r>
+              <w:rPr>
+                <w:sz w:val="15"/>
+              </w:rPr>
+              <w:t>Reviewed by</w:t>
+            </w:r>
+          </w:p>
+        </w:tc>
+        <w:tc>
+          <w:tcPr>
+            <w:tcW w:type="dxa" w:w="2833"/>
+            <w:tcMar>
+              <w:top w:w="50" w:type="dxa"/>
+              <w:bottom w:w="50" w:type="dxa"/>
+              <w:left w:w="90" w:type="dxa"/>
+              <w:right w:w="90" w:type="dxa"/>
+            </w:tcMar>
+          </w:tcPr>
+          <w:p>
+            <w:pPr>
+              <w:pStyle w:val="BDOITable"/>
+            </w:pPr>
+            <w:r>
+              <w:rPr>
+                <w:sz w:val="15"/>
+              </w:rPr>
+              <w:t>BDOI Information Technology Group (BDOI IT) (BDOI)</w:t>
+            </w:r>
+          </w:p>
+        </w:tc>
+        <w:tc>
+          <w:tcPr>
+            <w:tcW w:type="dxa" w:w="3853"/>
+            <w:tcMar>
+              <w:top w:w="50" w:type="dxa"/>
+              <w:bottom w:w="50" w:type="dxa"/>
+              <w:left w:w="90" w:type="dxa"/>
+              <w:right w:w="90" w:type="dxa"/>
+            </w:tcMar>
+          </w:tcPr>
+          <w:p>
+            <w:pPr>
+              <w:pStyle w:val="BDOITable"/>
+            </w:pPr>
+            <w:r>
+              <w:rPr>
+                <w:sz w:val="15"/>
+              </w:rPr>
+              <w:t>Sign-in and identity interfaces (EIAM, UIDM-ISC), the System Administrator functions and the Technical Specification (a separate document); not the business screens</w:t>
+            </w:r>
+          </w:p>
+        </w:tc>
+        <w:tc>
+          <w:tcPr>
+            <w:tcW w:type="dxa" w:w="2040"/>
+            <w:tcMar>
+              <w:top w:w="50" w:type="dxa"/>
+              <w:bottom w:w="50" w:type="dxa"/>
+              <w:left w:w="90" w:type="dxa"/>
+              <w:right w:w="90" w:type="dxa"/>
+            </w:tcMar>
+          </w:tcPr>
+          <w:p>
+            <w:pPr>
+              <w:pStyle w:val="BDOITable"/>
+            </w:pPr>
+            <w:r>
+              <w:rPr>
+                <w:sz w:val="15"/>
+              </w:rPr>
+              <w:t>Added for this set</w:t>
+            </w:r>
+          </w:p>
+        </w:tc>
+      </w:tr>
+      <w:tr>
+        <w:tc>
+          <w:tcPr>
+            <w:tcW w:type="dxa" w:w="1246"/>
+            <w:tcMar>
+              <w:top w:w="50" w:type="dxa"/>
+              <w:bottom w:w="50" w:type="dxa"/>
+              <w:left w:w="90" w:type="dxa"/>
+              <w:right w:w="90" w:type="dxa"/>
+            </w:tcMar>
+            <w:shd w:val="clear" w:color="auto" w:fill="E5F5FF"/>
+          </w:tcPr>
+          <w:p>
+            <w:pPr>
+              <w:pStyle w:val="BDOITable"/>
+            </w:pPr>
+            <w:r>
+              <w:rPr>
+                <w:sz w:val="15"/>
+              </w:rPr>
+              <w:t>Approved by</w:t>
+            </w:r>
+          </w:p>
+        </w:tc>
+        <w:tc>
+          <w:tcPr>
+            <w:tcW w:type="dxa" w:w="2833"/>
+            <w:tcMar>
+              <w:top w:w="50" w:type="dxa"/>
+              <w:bottom w:w="50" w:type="dxa"/>
+              <w:left w:w="90" w:type="dxa"/>
+              <w:right w:w="90" w:type="dxa"/>
+            </w:tcMar>
+            <w:shd w:val="clear" w:color="auto" w:fill="E5F5FF"/>
+          </w:tcPr>
+          <w:p>
+            <w:pPr>
+              <w:pStyle w:val="BDOITable"/>
+            </w:pPr>
+            <w:r>
+              <w:rPr>
+                <w:sz w:val="15"/>
+              </w:rPr>
+              <w:t>Product Owner, Marketing Business System (BDOI)</w:t>
+            </w:r>
+          </w:p>
+        </w:tc>
+        <w:tc>
+          <w:tcPr>
+            <w:tcW w:type="dxa" w:w="3853"/>
+            <w:tcMar>
+              <w:top w:w="50" w:type="dxa"/>
+              <w:bottom w:w="50" w:type="dxa"/>
+              <w:left w:w="90" w:type="dxa"/>
+              <w:right w:w="90" w:type="dxa"/>
+            </w:tcMar>
+            <w:shd w:val="clear" w:color="auto" w:fill="E5F5FF"/>
+          </w:tcPr>
+          <w:p>
+            <w:pPr>
+              <w:pStyle w:val="BDOITable"/>
+            </w:pPr>
+            <w:r>
+              <w:rPr>
+                <w:sz w:val="15"/>
+              </w:rPr>
+              <w:t>Owns the set and approves all of its contents</w:t>
+            </w:r>
+          </w:p>
+        </w:tc>
+        <w:tc>
+          <w:tcPr>
+            <w:tcW w:type="dxa" w:w="2040"/>
+            <w:tcMar>
+              <w:top w:w="50" w:type="dxa"/>
+              <w:bottom w:w="50" w:type="dxa"/>
+              <w:left w:w="90" w:type="dxa"/>
+              <w:right w:w="90" w:type="dxa"/>
+            </w:tcMar>
+            <w:shd w:val="clear" w:color="auto" w:fill="E5F5FF"/>
+          </w:tcPr>
+          <w:p>
+            <w:pPr>
+              <w:pStyle w:val="BDOITable"/>
+            </w:pPr>
+            <w:r>
+              <w:rPr>
+                <w:sz w:val="15"/>
+              </w:rPr>
+              <w:t>Approved by, owner (p.19)</w:t>
+            </w:r>
+          </w:p>
+        </w:tc>
+      </w:tr>
+      <w:tr>
+        <w:tc>
+          <w:tcPr>
+            <w:tcW w:type="dxa" w:w="1246"/>
+            <w:tcMar>
+              <w:top w:w="50" w:type="dxa"/>
+              <w:bottom w:w="50" w:type="dxa"/>
+              <w:left w:w="90" w:type="dxa"/>
+              <w:right w:w="90" w:type="dxa"/>
+            </w:tcMar>
+          </w:tcPr>
+          <w:p>
+            <w:pPr>
+              <w:pStyle w:val="BDOITable"/>
+            </w:pPr>
+            <w:r>
+              <w:rPr>
+                <w:sz w:val="15"/>
+              </w:rPr>
+              <w:t>Approved by</w:t>
+            </w:r>
+          </w:p>
+        </w:tc>
+        <w:tc>
+          <w:tcPr>
+            <w:tcW w:type="dxa" w:w="2833"/>
+            <w:tcMar>
+              <w:top w:w="50" w:type="dxa"/>
+              <w:bottom w:w="50" w:type="dxa"/>
+              <w:left w:w="90" w:type="dxa"/>
+              <w:right w:w="90" w:type="dxa"/>
+            </w:tcMar>
+          </w:tcPr>
+          <w:p>
+            <w:pPr>
+              <w:pStyle w:val="BDOITable"/>
+            </w:pPr>
+            <w:r>
+              <w:rPr>
+                <w:sz w:val="15"/>
+              </w:rPr>
+              <w:t>Unit Head - Claims and Risk Management (BDOI)</w:t>
+            </w:r>
+          </w:p>
+        </w:tc>
+        <w:tc>
+          <w:tcPr>
+            <w:tcW w:type="dxa" w:w="3853"/>
+            <w:tcMar>
+              <w:top w:w="50" w:type="dxa"/>
+              <w:bottom w:w="50" w:type="dxa"/>
+              <w:left w:w="90" w:type="dxa"/>
+              <w:right w:w="90" w:type="dxa"/>
+            </w:tcMar>
+          </w:tcPr>
+          <w:p>
+            <w:pPr>
+              <w:pStyle w:val="BDOITable"/>
+            </w:pPr>
+            <w:r>
+              <w:rPr>
+                <w:sz w:val="15"/>
+              </w:rPr>
+              <w:t>The access of the Claims and Risk Management users</w:t>
+            </w:r>
+          </w:p>
+        </w:tc>
+        <w:tc>
+          <w:tcPr>
+            <w:tcW w:type="dxa" w:w="2040"/>
+            <w:tcMar>
+              <w:top w:w="50" w:type="dxa"/>
+              <w:bottom w:w="50" w:type="dxa"/>
+              <w:left w:w="90" w:type="dxa"/>
+              <w:right w:w="90" w:type="dxa"/>
+            </w:tcMar>
+          </w:tcPr>
+          <w:p>
+            <w:pPr>
+              <w:pStyle w:val="BDOITable"/>
+            </w:pPr>
+            <w:r>
+              <w:rPr>
+                <w:sz w:val="15"/>
+              </w:rPr>
+              <w:t>Approved by (p.19)</w:t>
+            </w:r>
+          </w:p>
+        </w:tc>
+      </w:tr>
+      <w:tr>
+        <w:tc>
+          <w:tcPr>
+            <w:tcW w:type="dxa" w:w="1246"/>
+            <w:tcMar>
+              <w:top w:w="50" w:type="dxa"/>
+              <w:bottom w:w="50" w:type="dxa"/>
+              <w:left w:w="90" w:type="dxa"/>
+              <w:right w:w="90" w:type="dxa"/>
+            </w:tcMar>
+            <w:shd w:val="clear" w:color="auto" w:fill="E5F5FF"/>
+          </w:tcPr>
+          <w:p>
+            <w:pPr>
+              <w:pStyle w:val="BDOITable"/>
+            </w:pPr>
+            <w:r>
+              <w:rPr>
+                <w:sz w:val="15"/>
+              </w:rPr>
+              <w:t>Approved by</w:t>
+            </w:r>
+          </w:p>
+        </w:tc>
+        <w:tc>
+          <w:tcPr>
+            <w:tcW w:type="dxa" w:w="2833"/>
+            <w:tcMar>
+              <w:top w:w="50" w:type="dxa"/>
+              <w:bottom w:w="50" w:type="dxa"/>
+              <w:left w:w="90" w:type="dxa"/>
+              <w:right w:w="90" w:type="dxa"/>
+            </w:tcMar>
+            <w:shd w:val="clear" w:color="auto" w:fill="E5F5FF"/>
+          </w:tcPr>
+          <w:p>
+            <w:pPr>
+              <w:pStyle w:val="BDOITable"/>
+            </w:pPr>
+            <w:r>
+              <w:rPr>
+                <w:sz w:val="15"/>
+              </w:rPr>
+              <w:t>Unit Head - Combank and Corbank Marketing / Corporate Processing (BDOI)</w:t>
+            </w:r>
+          </w:p>
+        </w:tc>
+        <w:tc>
+          <w:tcPr>
+            <w:tcW w:type="dxa" w:w="3853"/>
+            <w:tcMar>
+              <w:top w:w="50" w:type="dxa"/>
+              <w:bottom w:w="50" w:type="dxa"/>
+              <w:left w:w="90" w:type="dxa"/>
+              <w:right w:w="90" w:type="dxa"/>
+            </w:tcMar>
+            <w:shd w:val="clear" w:color="auto" w:fill="E5F5FF"/>
+          </w:tcPr>
+          <w:p>
+            <w:pPr>
+              <w:pStyle w:val="BDOITable"/>
+            </w:pPr>
+            <w:r>
+              <w:rPr>
+                <w:sz w:val="15"/>
+              </w:rPr>
+              <w:t>The access of the Combank, Corbank and Corporate Processing users</w:t>
+            </w:r>
+          </w:p>
+        </w:tc>
+        <w:tc>
+          <w:tcPr>
+            <w:tcW w:type="dxa" w:w="2040"/>
+            <w:tcMar>
+              <w:top w:w="50" w:type="dxa"/>
+              <w:bottom w:w="50" w:type="dxa"/>
+              <w:left w:w="90" w:type="dxa"/>
+              <w:right w:w="90" w:type="dxa"/>
+            </w:tcMar>
+            <w:shd w:val="clear" w:color="auto" w:fill="E5F5FF"/>
+          </w:tcPr>
+          <w:p>
+            <w:pPr>
+              <w:pStyle w:val="BDOITable"/>
+            </w:pPr>
+            <w:r>
+              <w:rPr>
+                <w:sz w:val="15"/>
+              </w:rPr>
+              <w:t>Approved by (p.19)</w:t>
+            </w:r>
+          </w:p>
+        </w:tc>
+      </w:tr>
+      <w:tr>
+        <w:tc>
+          <w:tcPr>
+            <w:tcW w:type="dxa" w:w="1246"/>
+            <w:tcMar>
+              <w:top w:w="50" w:type="dxa"/>
+              <w:bottom w:w="50" w:type="dxa"/>
+              <w:left w:w="90" w:type="dxa"/>
+              <w:right w:w="90" w:type="dxa"/>
+            </w:tcMar>
+          </w:tcPr>
+          <w:p>
+            <w:pPr>
+              <w:pStyle w:val="BDOITable"/>
+            </w:pPr>
+            <w:r>
+              <w:rPr>
+                <w:sz w:val="15"/>
+              </w:rPr>
+              <w:t>Approved by</w:t>
+            </w:r>
+          </w:p>
+        </w:tc>
+        <w:tc>
+          <w:tcPr>
+            <w:tcW w:type="dxa" w:w="2833"/>
+            <w:tcMar>
+              <w:top w:w="50" w:type="dxa"/>
+              <w:bottom w:w="50" w:type="dxa"/>
+              <w:left w:w="90" w:type="dxa"/>
+              <w:right w:w="90" w:type="dxa"/>
+            </w:tcMar>
+          </w:tcPr>
+          <w:p>
+            <w:pPr>
+              <w:pStyle w:val="BDOITable"/>
+            </w:pPr>
+            <w:r>
+              <w:rPr>
+                <w:sz w:val="15"/>
+              </w:rPr>
+              <w:t>Head - Comptrollership (BDOI)</w:t>
+            </w:r>
+          </w:p>
+        </w:tc>
+        <w:tc>
+          <w:tcPr>
+            <w:tcW w:type="dxa" w:w="3853"/>
+            <w:tcMar>
+              <w:top w:w="50" w:type="dxa"/>
+              <w:bottom w:w="50" w:type="dxa"/>
+              <w:left w:w="90" w:type="dxa"/>
+              <w:right w:w="90" w:type="dxa"/>
+            </w:tcMar>
+          </w:tcPr>
+          <w:p>
+            <w:pPr>
+              <w:pStyle w:val="BDOITable"/>
+            </w:pPr>
+            <w:r>
+              <w:rPr>
+                <w:sz w:val="15"/>
+              </w:rPr>
+              <w:t>The access of the Comptrollership users</w:t>
+            </w:r>
+          </w:p>
+        </w:tc>
+        <w:tc>
+          <w:tcPr>
+            <w:tcW w:type="dxa" w:w="2040"/>
+            <w:tcMar>
+              <w:top w:w="50" w:type="dxa"/>
+              <w:bottom w:w="50" w:type="dxa"/>
+              <w:left w:w="90" w:type="dxa"/>
+              <w:right w:w="90" w:type="dxa"/>
+            </w:tcMar>
+          </w:tcPr>
+          <w:p>
+            <w:pPr>
+              <w:pStyle w:val="BDOITable"/>
+            </w:pPr>
+            <w:r>
+              <w:rPr>
+                <w:sz w:val="15"/>
+              </w:rPr>
+              <w:t>Approved by (p.19)</w:t>
+            </w:r>
+          </w:p>
+        </w:tc>
+      </w:tr>
+      <w:tr>
+        <w:tc>
+          <w:tcPr>
+            <w:tcW w:type="dxa" w:w="1246"/>
+            <w:tcMar>
+              <w:top w:w="50" w:type="dxa"/>
+              <w:bottom w:w="50" w:type="dxa"/>
+              <w:left w:w="90" w:type="dxa"/>
+              <w:right w:w="90" w:type="dxa"/>
+            </w:tcMar>
+            <w:shd w:val="clear" w:color="auto" w:fill="E5F5FF"/>
+          </w:tcPr>
+          <w:p>
+            <w:pPr>
+              <w:pStyle w:val="BDOITable"/>
+            </w:pPr>
+            <w:r>
+              <w:rPr>
+                <w:sz w:val="15"/>
+              </w:rPr>
+              <w:t>Approved by</w:t>
+            </w:r>
+          </w:p>
+        </w:tc>
+        <w:tc>
+          <w:tcPr>
+            <w:tcW w:type="dxa" w:w="2833"/>
+            <w:tcMar>
+              <w:top w:w="50" w:type="dxa"/>
+              <w:bottom w:w="50" w:type="dxa"/>
+              <w:left w:w="90" w:type="dxa"/>
+              <w:right w:w="90" w:type="dxa"/>
+            </w:tcMar>
+            <w:shd w:val="clear" w:color="auto" w:fill="E5F5FF"/>
+          </w:tcPr>
+          <w:p>
+            <w:pPr>
+              <w:pStyle w:val="BDOITable"/>
+            </w:pPr>
+            <w:r>
+              <w:rPr>
+                <w:sz w:val="15"/>
+              </w:rPr>
+              <w:t>Head - Retail Marketing (BDOI)</w:t>
+            </w:r>
+          </w:p>
+        </w:tc>
+        <w:tc>
+          <w:tcPr>
+            <w:tcW w:type="dxa" w:w="3853"/>
+            <w:tcMar>
+              <w:top w:w="50" w:type="dxa"/>
+              <w:bottom w:w="50" w:type="dxa"/>
+              <w:left w:w="90" w:type="dxa"/>
+              <w:right w:w="90" w:type="dxa"/>
+            </w:tcMar>
+            <w:shd w:val="clear" w:color="auto" w:fill="E5F5FF"/>
+          </w:tcPr>
+          <w:p>
+            <w:pPr>
+              <w:pStyle w:val="BDOITable"/>
+            </w:pPr>
+            <w:r>
+              <w:rPr>
+                <w:sz w:val="15"/>
+              </w:rPr>
+              <w:t>The access of the Retail Marketing users</w:t>
+            </w:r>
+          </w:p>
+        </w:tc>
+        <w:tc>
+          <w:tcPr>
+            <w:tcW w:type="dxa" w:w="2040"/>
+            <w:tcMar>
+              <w:top w:w="50" w:type="dxa"/>
+              <w:bottom w:w="50" w:type="dxa"/>
+              <w:left w:w="90" w:type="dxa"/>
+              <w:right w:w="90" w:type="dxa"/>
+            </w:tcMar>
+            <w:shd w:val="clear" w:color="auto" w:fill="E5F5FF"/>
+          </w:tcPr>
+          <w:p>
+            <w:pPr>
+              <w:pStyle w:val="BDOITable"/>
+            </w:pPr>
+            <w:r>
+              <w:rPr>
+                <w:sz w:val="15"/>
+              </w:rPr>
+              <w:t>Approved by (p.19)</w:t>
+            </w:r>
+          </w:p>
+        </w:tc>
+      </w:tr>
+      <w:tr>
+        <w:tc>
+          <w:tcPr>
+            <w:tcW w:type="dxa" w:w="1246"/>
+            <w:tcMar>
+              <w:top w:w="50" w:type="dxa"/>
+              <w:bottom w:w="50" w:type="dxa"/>
+              <w:left w:w="90" w:type="dxa"/>
+              <w:right w:w="90" w:type="dxa"/>
+            </w:tcMar>
+          </w:tcPr>
+          <w:p>
+            <w:pPr>
+              <w:pStyle w:val="BDOITable"/>
+            </w:pPr>
+            <w:r>
+              <w:rPr>
+                <w:sz w:val="15"/>
+              </w:rPr>
+              <w:t>Approved by</w:t>
+            </w:r>
+          </w:p>
+        </w:tc>
+        <w:tc>
+          <w:tcPr>
+            <w:tcW w:type="dxa" w:w="2833"/>
+            <w:tcMar>
+              <w:top w:w="50" w:type="dxa"/>
+              <w:bottom w:w="50" w:type="dxa"/>
+              <w:left w:w="90" w:type="dxa"/>
+              <w:right w:w="90" w:type="dxa"/>
+            </w:tcMar>
+          </w:tcPr>
+          <w:p>
+            <w:pPr>
+              <w:pStyle w:val="BDOITable"/>
+            </w:pPr>
+            <w:r>
+              <w:rPr>
+                <w:sz w:val="15"/>
+              </w:rPr>
+              <w:t>Head - Corporate and Retail Marketing (BDOI)</w:t>
+            </w:r>
+          </w:p>
+        </w:tc>
+        <w:tc>
+          <w:tcPr>
+            <w:tcW w:type="dxa" w:w="3853"/>
+            <w:tcMar>
+              <w:top w:w="50" w:type="dxa"/>
+              <w:bottom w:w="50" w:type="dxa"/>
+              <w:left w:w="90" w:type="dxa"/>
+              <w:right w:w="90" w:type="dxa"/>
+            </w:tcMar>
+          </w:tcPr>
+          <w:p>
+            <w:pPr>
+              <w:pStyle w:val="BDOITable"/>
+            </w:pPr>
+            <w:r>
+              <w:rPr>
+                <w:sz w:val="15"/>
+              </w:rPr>
+              <w:t>The access of the Corporate Marketing users</w:t>
+            </w:r>
+          </w:p>
+        </w:tc>
+        <w:tc>
+          <w:tcPr>
+            <w:tcW w:type="dxa" w:w="2040"/>
+            <w:tcMar>
+              <w:top w:w="50" w:type="dxa"/>
+              <w:bottom w:w="50" w:type="dxa"/>
+              <w:left w:w="90" w:type="dxa"/>
+              <w:right w:w="90" w:type="dxa"/>
+            </w:tcMar>
+          </w:tcPr>
+          <w:p>
+            <w:pPr>
+              <w:pStyle w:val="BDOITable"/>
+            </w:pPr>
+            <w:r>
+              <w:rPr>
+                <w:sz w:val="15"/>
+              </w:rPr>
+              <w:t>Approved by (p.19)</w:t>
+            </w:r>
+          </w:p>
+        </w:tc>
+      </w:tr>
+    </w:tbl>
+    <w:p>
+      <w:pPr>
+        <w:pStyle w:val="BDOISpacer"/>
+      </w:pPr>
+    </w:p>
+    <w:p>
+      <w:r>
+        <w:rPr/>
+        <w:t>The signatories sign the Sign-off certificate sheet of the sign-off workbook in the same order: prepared by, input provided by, reviewed by, approved by.</w:t>
+      </w:r>
+    </w:p>
+    <w:p>
+      <w:pPr>
+        <w:pStyle w:val="Heading1"/>
+        <w:pBdr>
+          <w:bottom w:val="single" w:sz="4" w:space="4" w:color="99C1E7"/>
+        </w:pBdr>
+      </w:pPr>
+      <w:bookmarkStart w:id="106" w:name="_Toc000106"/>
+      <w:r>
+        <w:rPr/>
+        <w:t>6 Configuration inputs</w:t>
+      </w:r>
+      <w:bookmarkEnd w:id="106"/>
     </w:p>
     <w:p>
       <w:r>
@@ -4525,12 +7366,12 @@
           <w:bottom w:val="single" w:sz="4" w:space="4" w:color="99C1E7"/>
         </w:pBdr>
       </w:pPr>
-      <w:bookmarkStart w:id="106" w:name="_Toc000106"/>
+      <w:bookmarkStart w:id="107" w:name="_Toc000107"/>
       <w:r>
         <w:rPr/>
-        <w:t>6 Change control after sign-off</w:t>
+        <w:t>7 Change control after sign-off</w:t>
       </w:r>
-      <w:bookmarkEnd w:id="106"/>
+      <w:bookmarkEnd w:id="107"/>
     </w:p>
     <w:p>
       <w:r>

--- a/docs/deliverables/out/Drop-0_Setup_and_Data_Migration/BRD-11_User_Access_Maintenance/00_BIBS_StartHere_BRD-11_User_Access_Maintenance_v2.0.docx
+++ b/docs/deliverables/out/Drop-0_Setup_and_Data_Migration/BRD-11_User_Access_Maintenance/00_BIBS_StartHere_BRD-11_User_Access_Maintenance_v2.0.docx
@@ -4515,7 +4515,7 @@
     <w:p>
       <w:r>
         <w:rPr/>
-        <w:t>The workbook of configuration input templates lists what the business provides to set up User Access Maintenance: the users and their group profiles (loaded with the bulk request), the role-to-permission matrix (implemented by group-profile requests), the approvers, approval rules and limits, the separation-of-duties rules, the password, session and sign-in values and the lists of values (FRS chapter 19). The owners start the templates during the review; the users and the role matrix are due before the first data migration mock, and the parameters agreed with Information Security before UAT.</w:t>
+        <w:t>The workbook of configuration input templates lists what the business provides to set up User Access Maintenance: the users and their group profiles (loaded with the bulk request), the role-to-permission matrix (implemented by group-profile requests), the approvers, approval rules and limits, the separation-of-duties rules, the password, session and sign-in values and the lists of values (FRS chapter 19). The owners start the templates during the review; the users and the role matrix are due before the first data migration mock, and the parameters agreed with Information Security before UAT. The workbook opens on a Start here sheet with the templates in the order they are filled in and a link to each; every template sheet carries its own guide above the columns (mandatory, format, allowed values, what to enter), drop-downs and one example row, and questions are raised in the workbook on the sheet Questions and comments.</w:t>
       </w:r>
     </w:p>
     <w:p>

--- a/docs/deliverables/out/Drop-0_Setup_and_Data_Migration/BRD-11_User_Access_Maintenance/00_BIBS_StartHere_BRD-11_User_Access_Maintenance_v2.0.docx
+++ b/docs/deliverables/out/Drop-0_Setup_and_Data_Migration/BRD-11_User_Access_Maintenance/00_BIBS_StartHere_BRD-11_User_Access_Maintenance_v2.0.docx
@@ -2630,6 +2630,284 @@
           </w:p>
         </w:tc>
       </w:tr>
+      <w:tr>
+        <w:tc>
+          <w:tcPr>
+            <w:tcW w:type="dxa" w:w="2946"/>
+            <w:tcMar>
+              <w:top w:w="50" w:type="dxa"/>
+              <w:bottom w:w="50" w:type="dxa"/>
+              <w:left w:w="90" w:type="dxa"/>
+              <w:right w:w="90" w:type="dxa"/>
+            </w:tcMar>
+            <w:shd w:val="clear" w:color="auto" w:fill="E5F5FF"/>
+          </w:tcPr>
+          <w:p>
+            <w:pPr>
+              <w:pStyle w:val="BDOITable"/>
+            </w:pPr>
+            <w:r>
+              <w:rPr>
+                <w:sz w:val="15"/>
+              </w:rPr>
+              <w:t>07_BIBS_UXDeck_BRD-11_User_Access_Maintenance_v2.0.pptx</w:t>
+            </w:r>
+          </w:p>
+        </w:tc>
+        <w:tc>
+          <w:tcPr>
+            <w:tcW w:type="dxa" w:w="3626"/>
+            <w:tcMar>
+              <w:top w:w="50" w:type="dxa"/>
+              <w:bottom w:w="50" w:type="dxa"/>
+              <w:left w:w="90" w:type="dxa"/>
+              <w:right w:w="90" w:type="dxa"/>
+            </w:tcMar>
+            <w:shd w:val="clear" w:color="auto" w:fill="E5F5FF"/>
+          </w:tcPr>
+          <w:p>
+            <w:pPr>
+              <w:pStyle w:val="BDOITable"/>
+            </w:pPr>
+            <w:r>
+              <w:rPr>
+                <w:sz w:val="15"/>
+              </w:rPr>
+              <w:t>UX Screen Deck for the BDOI UX Design team: design foundation, navigation and personas, every flow step by step and every screen with all its states</w:t>
+            </w:r>
+          </w:p>
+        </w:tc>
+        <w:tc>
+          <w:tcPr>
+            <w:tcW w:type="dxa" w:w="1926"/>
+            <w:tcMar>
+              <w:top w:w="50" w:type="dxa"/>
+              <w:bottom w:w="50" w:type="dxa"/>
+              <w:left w:w="90" w:type="dxa"/>
+              <w:right w:w="90" w:type="dxa"/>
+            </w:tcMar>
+            <w:shd w:val="clear" w:color="auto" w:fill="E5F5FF"/>
+          </w:tcPr>
+          <w:p>
+            <w:pPr>
+              <w:pStyle w:val="BDOITable"/>
+            </w:pPr>
+            <w:r>
+              <w:rPr>
+                <w:sz w:val="15"/>
+              </w:rPr>
+              <w:t>BDOI UX Design team</w:t>
+            </w:r>
+          </w:p>
+        </w:tc>
+        <w:tc>
+          <w:tcPr>
+            <w:tcW w:type="dxa" w:w="1473"/>
+            <w:tcMar>
+              <w:top w:w="50" w:type="dxa"/>
+              <w:bottom w:w="50" w:type="dxa"/>
+              <w:left w:w="90" w:type="dxa"/>
+              <w:right w:w="90" w:type="dxa"/>
+            </w:tcMar>
+            <w:shd w:val="clear" w:color="auto" w:fill="E5F5FF"/>
+          </w:tcPr>
+          <w:p>
+            <w:pPr>
+              <w:pStyle w:val="BDOITable"/>
+            </w:pPr>
+            <w:r>
+              <w:rPr>
+                <w:sz w:val="15"/>
+              </w:rPr>
+              <w:t>From the issue, in parallel with the review; re-issued with each version of the set</w:t>
+            </w:r>
+          </w:p>
+        </w:tc>
+      </w:tr>
+      <w:tr>
+        <w:tc>
+          <w:tcPr>
+            <w:tcW w:type="dxa" w:w="2946"/>
+            <w:tcMar>
+              <w:top w:w="50" w:type="dxa"/>
+              <w:bottom w:w="50" w:type="dxa"/>
+              <w:left w:w="90" w:type="dxa"/>
+              <w:right w:w="90" w:type="dxa"/>
+            </w:tcMar>
+          </w:tcPr>
+          <w:p>
+            <w:pPr>
+              <w:pStyle w:val="BDOITable"/>
+            </w:pPr>
+            <w:r>
+              <w:rPr>
+                <w:sz w:val="15"/>
+              </w:rPr>
+              <w:t>08_BIBS_UXScreens_BRD-11_User_Access_Maintenance_v2.0.xlsx</w:t>
+            </w:r>
+          </w:p>
+        </w:tc>
+        <w:tc>
+          <w:tcPr>
+            <w:tcW w:type="dxa" w:w="3626"/>
+            <w:tcMar>
+              <w:top w:w="50" w:type="dxa"/>
+              <w:bottom w:w="50" w:type="dxa"/>
+              <w:left w:w="90" w:type="dxa"/>
+              <w:right w:w="90" w:type="dxa"/>
+            </w:tcMar>
+          </w:tcPr>
+          <w:p>
+            <w:pPr>
+              <w:pStyle w:val="BDOITable"/>
+            </w:pPr>
+            <w:r>
+              <w:rPr>
+                <w:sz w:val="15"/>
+              </w:rPr>
+              <w:t>UX screen register: one row per screen image with the screen, personas, flow and step, state, FRS section and requirements, UXD status and comments, and the Changed in this issue flag</w:t>
+            </w:r>
+          </w:p>
+        </w:tc>
+        <w:tc>
+          <w:tcPr>
+            <w:tcW w:type="dxa" w:w="1926"/>
+            <w:tcMar>
+              <w:top w:w="50" w:type="dxa"/>
+              <w:bottom w:w="50" w:type="dxa"/>
+              <w:left w:w="90" w:type="dxa"/>
+              <w:right w:w="90" w:type="dxa"/>
+            </w:tcMar>
+          </w:tcPr>
+          <w:p>
+            <w:pPr>
+              <w:pStyle w:val="BDOITable"/>
+            </w:pPr>
+            <w:r>
+              <w:rPr>
+                <w:sz w:val="15"/>
+              </w:rPr>
+              <w:t>BDOI UX Design team</w:t>
+            </w:r>
+          </w:p>
+        </w:tc>
+        <w:tc>
+          <w:tcPr>
+            <w:tcW w:type="dxa" w:w="1473"/>
+            <w:tcMar>
+              <w:top w:w="50" w:type="dxa"/>
+              <w:bottom w:w="50" w:type="dxa"/>
+              <w:left w:w="90" w:type="dxa"/>
+              <w:right w:w="90" w:type="dxa"/>
+            </w:tcMar>
+          </w:tcPr>
+          <w:p>
+            <w:pPr>
+              <w:pStyle w:val="BDOITable"/>
+            </w:pPr>
+            <w:r>
+              <w:rPr>
+                <w:sz w:val="15"/>
+              </w:rPr>
+              <w:t>Kept by the UX Design team; the changed rows are flagged at each issue</w:t>
+            </w:r>
+          </w:p>
+        </w:tc>
+      </w:tr>
+      <w:tr>
+        <w:tc>
+          <w:tcPr>
+            <w:tcW w:type="dxa" w:w="2946"/>
+            <w:tcMar>
+              <w:top w:w="50" w:type="dxa"/>
+              <w:bottom w:w="50" w:type="dxa"/>
+              <w:left w:w="90" w:type="dxa"/>
+              <w:right w:w="90" w:type="dxa"/>
+            </w:tcMar>
+            <w:shd w:val="clear" w:color="auto" w:fill="E5F5FF"/>
+          </w:tcPr>
+          <w:p>
+            <w:pPr>
+              <w:pStyle w:val="BDOITable"/>
+            </w:pPr>
+            <w:r>
+              <w:rPr>
+                <w:sz w:val="15"/>
+              </w:rPr>
+              <w:t>09_BIBS_UXScreens_BRD-11_User_Access_Maintenance_v2.0.zip</w:t>
+            </w:r>
+          </w:p>
+        </w:tc>
+        <w:tc>
+          <w:tcPr>
+            <w:tcW w:type="dxa" w:w="3626"/>
+            <w:tcMar>
+              <w:top w:w="50" w:type="dxa"/>
+              <w:bottom w:w="50" w:type="dxa"/>
+              <w:left w:w="90" w:type="dxa"/>
+              <w:right w:w="90" w:type="dxa"/>
+            </w:tcMar>
+            <w:shd w:val="clear" w:color="auto" w:fill="E5F5FF"/>
+          </w:tcPr>
+          <w:p>
+            <w:pPr>
+              <w:pStyle w:val="BDOITable"/>
+            </w:pPr>
+            <w:r>
+              <w:rPr>
+                <w:sz w:val="15"/>
+              </w:rPr>
+              <w:t>Image package: every screen image at twice the screen resolution (PNG), the component crops and the register as CSV</w:t>
+            </w:r>
+          </w:p>
+        </w:tc>
+        <w:tc>
+          <w:tcPr>
+            <w:tcW w:type="dxa" w:w="1926"/>
+            <w:tcMar>
+              <w:top w:w="50" w:type="dxa"/>
+              <w:bottom w:w="50" w:type="dxa"/>
+              <w:left w:w="90" w:type="dxa"/>
+              <w:right w:w="90" w:type="dxa"/>
+            </w:tcMar>
+            <w:shd w:val="clear" w:color="auto" w:fill="E5F5FF"/>
+          </w:tcPr>
+          <w:p>
+            <w:pPr>
+              <w:pStyle w:val="BDOITable"/>
+            </w:pPr>
+            <w:r>
+              <w:rPr>
+                <w:sz w:val="15"/>
+              </w:rPr>
+              <w:t>BDOI UX Design team</w:t>
+            </w:r>
+          </w:p>
+        </w:tc>
+        <w:tc>
+          <w:tcPr>
+            <w:tcW w:type="dxa" w:w="1473"/>
+            <w:tcMar>
+              <w:top w:w="50" w:type="dxa"/>
+              <w:bottom w:w="50" w:type="dxa"/>
+              <w:left w:w="90" w:type="dxa"/>
+              <w:right w:w="90" w:type="dxa"/>
+            </w:tcMar>
+            <w:shd w:val="clear" w:color="auto" w:fill="E5F5FF"/>
+          </w:tcPr>
+          <w:p>
+            <w:pPr>
+              <w:pStyle w:val="BDOITable"/>
+            </w:pPr>
+            <w:r>
+              <w:rPr>
+                <w:sz w:val="15"/>
+              </w:rPr>
+              <w:t>Imported into the design tool at each issue</w:t>
+            </w:r>
+          </w:p>
+        </w:tc>
+      </w:tr>
     </w:tbl>
     <w:p>
       <w:pPr>
@@ -3005,6 +3283,54 @@
                 <w:b/>
                 <w:sz w:val="16"/>
               </w:rPr>
+              <w:t>BDOI UX Design team</w:t>
+            </w:r>
+          </w:p>
+        </w:tc>
+        <w:tc>
+          <w:tcPr>
+            <w:tcW w:type="dxa" w:w="7592"/>
+            <w:tcMar>
+              <w:top w:w="50" w:type="dxa"/>
+              <w:bottom w:w="50" w:type="dxa"/>
+              <w:left w:w="90" w:type="dxa"/>
+              <w:right w:w="90" w:type="dxa"/>
+            </w:tcMar>
+            <w:shd w:val="clear" w:color="auto" w:fill="E5F5FF"/>
+          </w:tcPr>
+          <w:p>
+            <w:pPr>
+              <w:pStyle w:val="BDOITable"/>
+            </w:pPr>
+            <w:r>
+              <w:rPr>
+                <w:sz w:val="16"/>
+              </w:rPr>
+              <w:t>07 UX Screen Deck: design foundation and navigation first, then the personas, flows and screens of the design work; 08 UX screen register (filter Changed in this issue at each new issue); 09 image package in the design tool</w:t>
+            </w:r>
+          </w:p>
+        </w:tc>
+      </w:tr>
+      <w:tr>
+        <w:tc>
+          <w:tcPr>
+            <w:tcW w:type="dxa" w:w="2380"/>
+            <w:tcMar>
+              <w:top w:w="50" w:type="dxa"/>
+              <w:bottom w:w="50" w:type="dxa"/>
+              <w:left w:w="90" w:type="dxa"/>
+              <w:right w:w="90" w:type="dxa"/>
+            </w:tcMar>
+          </w:tcPr>
+          <w:p>
+            <w:pPr>
+              <w:pStyle w:val="BDOITable"/>
+            </w:pPr>
+            <w:r>
+              <w:rPr>
+                <w:b/>
+                <w:sz w:val="16"/>
+              </w:rPr>
               <w:t>iorta TechNXT project team</w:t>
             </w:r>
           </w:p>
@@ -3018,7 +3344,6 @@
               <w:left w:w="90" w:type="dxa"/>
               <w:right w:w="90" w:type="dxa"/>
             </w:tcMar>
-            <w:shd w:val="clear" w:color="auto" w:fill="E5F5FF"/>
           </w:tcPr>
           <w:p>
             <w:pPr>
@@ -5306,7 +5631,7 @@
                 <w:b/>
                 <w:sz w:val="15"/>
               </w:rPr>
-              <w:t>Proposed business rules and clarifications for confirmation</w:t>
+              <w:t>UX screen deck, UX screen register and image package (07 to 09, for the BDOI UX Design team; the screens as specified in this set)</w:t>
             </w:r>
           </w:p>
         </w:tc>
@@ -5352,7 +5677,7 @@
               <w:rPr>
                 <w:sz w:val="15"/>
               </w:rPr>
-              <w:t>BA (BPS), BU representative (MBS)</w:t>
+              <w:t>BU representative (MBS), Business Administration</w:t>
             </w:r>
           </w:p>
         </w:tc>
@@ -5423,7 +5748,7 @@
                 <w:b/>
                 <w:sz w:val="15"/>
               </w:rPr>
-              <w:t>Role matrix and menus by persona (who may do what)</w:t>
+              <w:t>Proposed business rules and clarifications for confirmation</w:t>
             </w:r>
           </w:p>
         </w:tc>
@@ -5467,7 +5792,7 @@
               <w:rPr>
                 <w:sz w:val="15"/>
               </w:rPr>
-              <w:t>BU representative (MBS), Business Administration</w:t>
+              <w:t>BA (BPS), BU representative (MBS)</w:t>
             </w:r>
           </w:p>
         </w:tc>
@@ -5489,7 +5814,7 @@
               <w:rPr>
                 <w:sz w:val="15"/>
               </w:rPr>
-              <w:t>Information Security, BDOI IT</w:t>
+              <w:t>Program Manager (BPS)</w:t>
             </w:r>
           </w:p>
         </w:tc>
@@ -5511,7 +5836,7 @@
               <w:rPr>
                 <w:sz w:val="15"/>
               </w:rPr>
-              <w:t>Product Owner, UH Claims and Risk Management, UH Combank and Corbank, Head Comptrollership, Head Retail Marketing, Head Corporate and Retail Marketing</w:t>
+              <w:t>Product Owner</w:t>
             </w:r>
           </w:p>
         </w:tc>
@@ -5537,7 +5862,7 @@
                 <w:b/>
                 <w:sz w:val="15"/>
               </w:rPr>
-              <w:t>Interfaces and sign-in (EIAM, UIDM-ISC, directory)</w:t>
+              <w:t>Role matrix and menus by persona (who may do what)</w:t>
             </w:r>
           </w:p>
         </w:tc>
@@ -5583,7 +5908,7 @@
               <w:rPr>
                 <w:sz w:val="15"/>
               </w:rPr>
-              <w:t>Business Administration</w:t>
+              <w:t>BU representative (MBS), Business Administration</w:t>
             </w:r>
           </w:p>
         </w:tc>
@@ -5606,7 +5931,238 @@
               <w:rPr>
                 <w:sz w:val="15"/>
               </w:rPr>
+              <w:t>Information Security, BDOI IT</w:t>
+            </w:r>
+          </w:p>
+        </w:tc>
+        <w:tc>
+          <w:tcPr>
+            <w:tcW w:type="dxa" w:w="2153"/>
+            <w:tcMar>
+              <w:top w:w="50" w:type="dxa"/>
+              <w:bottom w:w="50" w:type="dxa"/>
+              <w:left w:w="90" w:type="dxa"/>
+              <w:right w:w="90" w:type="dxa"/>
+            </w:tcMar>
+            <w:shd w:val="clear" w:color="auto" w:fill="E5F5FF"/>
+          </w:tcPr>
+          <w:p>
+            <w:pPr>
+              <w:pStyle w:val="BDOITable"/>
+            </w:pPr>
+            <w:r>
+              <w:rPr>
+                <w:sz w:val="15"/>
+              </w:rPr>
+              <w:t>Product Owner, UH Claims and Risk Management, UH Combank and Corbank, Head Comptrollership, Head Retail Marketing, Head Corporate and Retail Marketing</w:t>
+            </w:r>
+          </w:p>
+        </w:tc>
+      </w:tr>
+      <w:tr>
+        <w:tc>
+          <w:tcPr>
+            <w:tcW w:type="dxa" w:w="2946"/>
+            <w:tcMar>
+              <w:top w:w="50" w:type="dxa"/>
+              <w:bottom w:w="50" w:type="dxa"/>
+              <w:left w:w="90" w:type="dxa"/>
+              <w:right w:w="90" w:type="dxa"/>
+            </w:tcMar>
+          </w:tcPr>
+          <w:p>
+            <w:pPr>
+              <w:pStyle w:val="BDOITable"/>
+            </w:pPr>
+            <w:r>
+              <w:rPr>
+                <w:b/>
+                <w:sz w:val="15"/>
+              </w:rPr>
+              <w:t>Interfaces and sign-in (EIAM, UIDM-ISC, directory)</w:t>
+            </w:r>
+          </w:p>
+        </w:tc>
+        <w:tc>
+          <w:tcPr>
+            <w:tcW w:type="dxa" w:w="1360"/>
+            <w:tcMar>
+              <w:top w:w="50" w:type="dxa"/>
+              <w:bottom w:w="50" w:type="dxa"/>
+              <w:left w:w="90" w:type="dxa"/>
+              <w:right w:w="90" w:type="dxa"/>
+            </w:tcMar>
+          </w:tcPr>
+          <w:p>
+            <w:pPr>
+              <w:pStyle w:val="BDOITable"/>
+            </w:pPr>
+            <w:r>
+              <w:rPr>
+                <w:sz w:val="15"/>
+              </w:rPr>
+              <w:t>iorta TechNXT</w:t>
+            </w:r>
+          </w:p>
+        </w:tc>
+        <w:tc>
+          <w:tcPr>
+            <w:tcW w:type="dxa" w:w="1813"/>
+            <w:tcMar>
+              <w:top w:w="50" w:type="dxa"/>
+              <w:bottom w:w="50" w:type="dxa"/>
+              <w:left w:w="90" w:type="dxa"/>
+              <w:right w:w="90" w:type="dxa"/>
+            </w:tcMar>
+          </w:tcPr>
+          <w:p>
+            <w:pPr>
+              <w:pStyle w:val="BDOITable"/>
+            </w:pPr>
+            <w:r>
+              <w:rPr>
+                <w:sz w:val="15"/>
+              </w:rPr>
+              <w:t>Business Administration</w:t>
+            </w:r>
+          </w:p>
+        </w:tc>
+        <w:tc>
+          <w:tcPr>
+            <w:tcW w:type="dxa" w:w="1700"/>
+            <w:tcMar>
+              <w:top w:w="50" w:type="dxa"/>
+              <w:bottom w:w="50" w:type="dxa"/>
+              <w:left w:w="90" w:type="dxa"/>
+              <w:right w:w="90" w:type="dxa"/>
+            </w:tcMar>
+          </w:tcPr>
+          <w:p>
+            <w:pPr>
+              <w:pStyle w:val="BDOITable"/>
+            </w:pPr>
+            <w:r>
+              <w:rPr>
+                <w:sz w:val="15"/>
+              </w:rPr>
               <w:t>BDOI IT, Information Security</w:t>
+            </w:r>
+          </w:p>
+        </w:tc>
+        <w:tc>
+          <w:tcPr>
+            <w:tcW w:type="dxa" w:w="2153"/>
+            <w:tcMar>
+              <w:top w:w="50" w:type="dxa"/>
+              <w:bottom w:w="50" w:type="dxa"/>
+              <w:left w:w="90" w:type="dxa"/>
+              <w:right w:w="90" w:type="dxa"/>
+            </w:tcMar>
+          </w:tcPr>
+          <w:p>
+            <w:pPr>
+              <w:pStyle w:val="BDOITable"/>
+            </w:pPr>
+            <w:r>
+              <w:rPr>
+                <w:sz w:val="15"/>
+              </w:rPr>
+              <w:t>Product Owner</w:t>
+            </w:r>
+          </w:p>
+        </w:tc>
+      </w:tr>
+      <w:tr>
+        <w:tc>
+          <w:tcPr>
+            <w:tcW w:type="dxa" w:w="2946"/>
+            <w:tcMar>
+              <w:top w:w="50" w:type="dxa"/>
+              <w:bottom w:w="50" w:type="dxa"/>
+              <w:left w:w="90" w:type="dxa"/>
+              <w:right w:w="90" w:type="dxa"/>
+            </w:tcMar>
+            <w:shd w:val="clear" w:color="auto" w:fill="E5F5FF"/>
+          </w:tcPr>
+          <w:p>
+            <w:pPr>
+              <w:pStyle w:val="BDOITable"/>
+            </w:pPr>
+            <w:r>
+              <w:rPr>
+                <w:b/>
+                <w:sz w:val="15"/>
+              </w:rPr>
+              <w:t>Test plan (04 workbook, 05 summary)</w:t>
+            </w:r>
+          </w:p>
+        </w:tc>
+        <w:tc>
+          <w:tcPr>
+            <w:tcW w:type="dxa" w:w="1360"/>
+            <w:tcMar>
+              <w:top w:w="50" w:type="dxa"/>
+              <w:bottom w:w="50" w:type="dxa"/>
+              <w:left w:w="90" w:type="dxa"/>
+              <w:right w:w="90" w:type="dxa"/>
+            </w:tcMar>
+            <w:shd w:val="clear" w:color="auto" w:fill="E5F5FF"/>
+          </w:tcPr>
+          <w:p>
+            <w:pPr>
+              <w:pStyle w:val="BDOITable"/>
+            </w:pPr>
+            <w:r>
+              <w:rPr>
+                <w:sz w:val="15"/>
+              </w:rPr>
+              <w:t>iorta TechNXT</w:t>
+            </w:r>
+          </w:p>
+        </w:tc>
+        <w:tc>
+          <w:tcPr>
+            <w:tcW w:type="dxa" w:w="1813"/>
+            <w:tcMar>
+              <w:top w:w="50" w:type="dxa"/>
+              <w:bottom w:w="50" w:type="dxa"/>
+              <w:left w:w="90" w:type="dxa"/>
+              <w:right w:w="90" w:type="dxa"/>
+            </w:tcMar>
+            <w:shd w:val="clear" w:color="auto" w:fill="E5F5FF"/>
+          </w:tcPr>
+          <w:p>
+            <w:pPr>
+              <w:pStyle w:val="BDOITable"/>
+            </w:pPr>
+            <w:r>
+              <w:rPr>
+                <w:sz w:val="15"/>
+              </w:rPr>
+              <w:t>BU representative (MBS), Business Administration</w:t>
+            </w:r>
+          </w:p>
+        </w:tc>
+        <w:tc>
+          <w:tcPr>
+            <w:tcW w:type="dxa" w:w="1700"/>
+            <w:tcMar>
+              <w:top w:w="50" w:type="dxa"/>
+              <w:bottom w:w="50" w:type="dxa"/>
+              <w:left w:w="90" w:type="dxa"/>
+              <w:right w:w="90" w:type="dxa"/>
+            </w:tcMar>
+            <w:shd w:val="clear" w:color="auto" w:fill="E5F5FF"/>
+          </w:tcPr>
+          <w:p>
+            <w:pPr>
+              <w:pStyle w:val="BDOITable"/>
+            </w:pPr>
+            <w:r>
+              <w:rPr>
+                <w:sz w:val="15"/>
+              </w:rPr>
+              <w:t>Program Manager (BPS), BDOI IT</w:t>
             </w:r>
           </w:p>
         </w:tc>
@@ -5654,7 +6210,7 @@
                 <w:b/>
                 <w:sz w:val="15"/>
               </w:rPr>
-              <w:t>Test plan (04 workbook, 05 summary)</w:t>
+              <w:t>Configuration inputs (06 templates, Drop 0)</w:t>
             </w:r>
           </w:p>
         </w:tc>
@@ -5698,7 +6254,7 @@
               <w:rPr>
                 <w:sz w:val="15"/>
               </w:rPr>
-              <w:t>BU representative (MBS), Business Administration</w:t>
+              <w:t>Business Administration, BU representative (MBS)</w:t>
             </w:r>
           </w:p>
         </w:tc>
@@ -5720,7 +6276,7 @@
               <w:rPr>
                 <w:sz w:val="15"/>
               </w:rPr>
-              <w:t>Program Manager (BPS), BDOI IT</w:t>
+              <w:t>Information Security, Program Manager (BPS)</w:t>
             </w:r>
           </w:p>
         </w:tc>
@@ -5768,7 +6324,7 @@
                 <w:b/>
                 <w:sz w:val="15"/>
               </w:rPr>
-              <w:t>Configuration inputs (06 templates, Drop 0)</w:t>
+              <w:t>Technical Specification (separate document, not part of the business sign-off)</w:t>
             </w:r>
           </w:p>
         </w:tc>
@@ -5814,7 +6370,7 @@
               <w:rPr>
                 <w:sz w:val="15"/>
               </w:rPr>
-              <w:t>Business Administration, BU representative (MBS)</w:t>
+              <w:t>BDOI IT</w:t>
             </w:r>
           </w:p>
         </w:tc>
@@ -5837,7 +6393,7 @@
               <w:rPr>
                 <w:sz w:val="15"/>
               </w:rPr>
-              <w:t>Information Security, Program Manager (BPS)</w:t>
+              <w:t>BDOI IT, Information Security</w:t>
             </w:r>
           </w:p>
         </w:tc>
@@ -5851,119 +6407,6 @@
               <w:right w:w="90" w:type="dxa"/>
             </w:tcMar>
             <w:shd w:val="clear" w:color="auto" w:fill="E5F5FF"/>
-          </w:tcPr>
-          <w:p>
-            <w:pPr>
-              <w:pStyle w:val="BDOITable"/>
-            </w:pPr>
-            <w:r>
-              <w:rPr>
-                <w:sz w:val="15"/>
-              </w:rPr>
-              <w:t>Product Owner</w:t>
-            </w:r>
-          </w:p>
-        </w:tc>
-      </w:tr>
-      <w:tr>
-        <w:tc>
-          <w:tcPr>
-            <w:tcW w:type="dxa" w:w="2946"/>
-            <w:tcMar>
-              <w:top w:w="50" w:type="dxa"/>
-              <w:bottom w:w="50" w:type="dxa"/>
-              <w:left w:w="90" w:type="dxa"/>
-              <w:right w:w="90" w:type="dxa"/>
-            </w:tcMar>
-          </w:tcPr>
-          <w:p>
-            <w:pPr>
-              <w:pStyle w:val="BDOITable"/>
-            </w:pPr>
-            <w:r>
-              <w:rPr>
-                <w:b/>
-                <w:sz w:val="15"/>
-              </w:rPr>
-              <w:t>Technical Specification (separate document, not part of the business sign-off)</w:t>
-            </w:r>
-          </w:p>
-        </w:tc>
-        <w:tc>
-          <w:tcPr>
-            <w:tcW w:type="dxa" w:w="1360"/>
-            <w:tcMar>
-              <w:top w:w="50" w:type="dxa"/>
-              <w:bottom w:w="50" w:type="dxa"/>
-              <w:left w:w="90" w:type="dxa"/>
-              <w:right w:w="90" w:type="dxa"/>
-            </w:tcMar>
-          </w:tcPr>
-          <w:p>
-            <w:pPr>
-              <w:pStyle w:val="BDOITable"/>
-            </w:pPr>
-            <w:r>
-              <w:rPr>
-                <w:sz w:val="15"/>
-              </w:rPr>
-              <w:t>iorta TechNXT</w:t>
-            </w:r>
-          </w:p>
-        </w:tc>
-        <w:tc>
-          <w:tcPr>
-            <w:tcW w:type="dxa" w:w="1813"/>
-            <w:tcMar>
-              <w:top w:w="50" w:type="dxa"/>
-              <w:bottom w:w="50" w:type="dxa"/>
-              <w:left w:w="90" w:type="dxa"/>
-              <w:right w:w="90" w:type="dxa"/>
-            </w:tcMar>
-          </w:tcPr>
-          <w:p>
-            <w:pPr>
-              <w:pStyle w:val="BDOITable"/>
-            </w:pPr>
-            <w:r>
-              <w:rPr>
-                <w:sz w:val="15"/>
-              </w:rPr>
-              <w:t>BDOI IT</w:t>
-            </w:r>
-          </w:p>
-        </w:tc>
-        <w:tc>
-          <w:tcPr>
-            <w:tcW w:type="dxa" w:w="1700"/>
-            <w:tcMar>
-              <w:top w:w="50" w:type="dxa"/>
-              <w:bottom w:w="50" w:type="dxa"/>
-              <w:left w:w="90" w:type="dxa"/>
-              <w:right w:w="90" w:type="dxa"/>
-            </w:tcMar>
-          </w:tcPr>
-          <w:p>
-            <w:pPr>
-              <w:pStyle w:val="BDOITable"/>
-            </w:pPr>
-            <w:r>
-              <w:rPr>
-                <w:sz w:val="15"/>
-              </w:rPr>
-              <w:t>BDOI IT, Information Security</w:t>
-            </w:r>
-          </w:p>
-        </w:tc>
-        <w:tc>
-          <w:tcPr>
-            <w:tcW w:type="dxa" w:w="2153"/>
-            <w:tcMar>
-              <w:top w:w="50" w:type="dxa"/>
-              <w:bottom w:w="50" w:type="dxa"/>
-              <w:left w:w="90" w:type="dxa"/>
-              <w:right w:w="90" w:type="dxa"/>
-            </w:tcMar>
           </w:tcPr>
           <w:p>
             <w:pPr>

--- a/docs/deliverables/out/Drop-0_Setup_and_Data_Migration/BRD-11_User_Access_Maintenance/00_BIBS_StartHere_BRD-11_User_Access_Maintenance_v2.0.docx
+++ b/docs/deliverables/out/Drop-0_Setup_and_Data_Migration/BRD-11_User_Access_Maintenance/00_BIBS_StartHere_BRD-11_User_Access_Maintenance_v2.0.docx
@@ -18,7 +18,7 @@
               <a:graphicData uri="http://schemas.openxmlformats.org/drawingml/2006/picture">
                 <pic:pic>
                   <pic:nvPicPr>
-                    <pic:cNvPr id="0" name="bdo-insure.png"/>
+                    <pic:cNvPr id="0" name="client-logo.png"/>
                     <pic:cNvPicPr/>
                   </pic:nvPicPr>
                   <pic:blipFill>
@@ -8007,7 +8007,7 @@
             <a:graphicData uri="http://schemas.openxmlformats.org/drawingml/2006/picture">
               <pic:pic>
                 <pic:nvPicPr>
-                  <pic:cNvPr id="0" name="bdo-insure.png"/>
+                  <pic:cNvPr id="0" name="client-logo.png"/>
                   <pic:cNvPicPr/>
                 </pic:nvPicPr>
                 <pic:blipFill>
